--- a/report_template/template_main/gHRR_CustomEdition_JSZY_v1.2.0.docx
+++ b/report_template/template_main/gHRR_CustomEdition_JSZY_v1.2.0.docx
@@ -118,7 +118,7 @@
                     </wp:anchor>
                   </w:drawing>
                 </mc:Choice>
-                <mc:Fallback xmlns:w16du="http://schemas.microsoft.com/office/word/2023/wordml/word16du" xmlns:oel="http://schemas.microsoft.com/office/2019/extlst">
+                <mc:Fallback xmlns:oel="http://schemas.microsoft.com/office/2019/extlst" xmlns:w16du="http://schemas.microsoft.com/office/word/2023/wordml/word16du">
                   <w:pict>
                     <v:shapetype w14:anchorId="7EF06C7C" id="_x0000_t120" coordsize="21600,21600" o:spt="120" path="m10800,qx,10800,10800,21600,21600,10800,10800,xe">
                       <v:path gradientshapeok="t" o:connecttype="custom" o:connectlocs="10800,0;3163,3163;0,10800;3163,18437;10800,21600;18437,18437;21600,10800;18437,3163" textboxrect="3163,3163,18437,18437"/>
@@ -249,7 +249,7 @@
                     </wp:anchor>
                   </w:drawing>
                 </mc:Choice>
-                <mc:Fallback xmlns:w16du="http://schemas.microsoft.com/office/word/2023/wordml/word16du" xmlns:oel="http://schemas.microsoft.com/office/2019/extlst">
+                <mc:Fallback xmlns:oel="http://schemas.microsoft.com/office/2019/extlst" xmlns:w16du="http://schemas.microsoft.com/office/word/2023/wordml/word16du">
                   <w:pict>
                     <v:roundrect w14:anchorId="0951D694" id="矩形: 圆角 69" o:spid="_x0000_s1026" style="position:absolute;left:0;text-align:left;margin-left:-2.75pt;margin-top:3.25pt;width:71.3pt;height:25.3pt;z-index:-251626496;visibility:visible;mso-wrap-style:square;mso-wrap-distance-left:9pt;mso-wrap-distance-top:0;mso-wrap-distance-right:9pt;mso-wrap-distance-bottom:0;mso-position-horizontal:absolute;mso-position-horizontal-relative:margin;mso-position-vertical:absolute;mso-position-vertical-relative:text;v-text-anchor:middle" arcsize="10923f" o:gfxdata="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" fillcolor="#f2f2f2 [3052]" stroked="f" strokeweight="1pt">
                       <v:stroke joinstyle="miter"/>
@@ -269,21 +269,8 @@
                 <w:sz w:val="28"/>
                 <w:szCs w:val="28"/>
               </w:rPr>
-              <w:t>检测总</w:t>
-            </w:r>
-            <w:proofErr w:type="gramStart"/>
-            <w:r>
-              <w:rPr>
-                <w:rFonts w:ascii="思源黑体 CN Bold" w:eastAsia="思源黑体 CN Bold" w:hAnsi="思源黑体 CN Bold" w:hint="eastAsia"/>
-                <w:b/>
-                <w:bCs/>
-                <w:color w:val="1E7648"/>
-                <w:sz w:val="28"/>
-                <w:szCs w:val="28"/>
-              </w:rPr>
-              <w:t>览</w:t>
-            </w:r>
-            <w:proofErr w:type="gramEnd"/>
+              <w:t>检测总览</w:t>
+            </w:r>
           </w:p>
         </w:tc>
       </w:tr>
@@ -768,23 +755,13 @@
               </w:rPr>
               <w:t>{%endif%}</w:t>
             </w:r>
-            <w:proofErr w:type="gramStart"/>
             <w:r>
               <w:rPr>
                 <w:rFonts w:ascii="思源黑体 CN Normal" w:eastAsia="思源黑体 CN Normal" w:hAnsi="思源黑体 CN Normal" w:hint="eastAsia"/>
                 <w:sz w:val="17"/>
                 <w:szCs w:val="17"/>
               </w:rPr>
-              <w:t>个</w:t>
-            </w:r>
-            <w:proofErr w:type="gramEnd"/>
-            <w:r>
-              <w:rPr>
-                <w:rFonts w:ascii="思源黑体 CN Normal" w:eastAsia="思源黑体 CN Normal" w:hAnsi="思源黑体 CN Normal" w:hint="eastAsia"/>
-                <w:sz w:val="17"/>
-                <w:szCs w:val="17"/>
-              </w:rPr>
-              <w:t>基因的目标区域</w:t>
+              <w:t>个基因的目标区域</w:t>
             </w:r>
             <w:r>
               <w:rPr>
@@ -1055,25 +1032,7 @@
                 <w:sz w:val="17"/>
                 <w:szCs w:val="17"/>
               </w:rPr>
-              <w:t>PARP抑制剂和其他相关靶</w:t>
-            </w:r>
-            <w:proofErr w:type="gramStart"/>
-            <w:r>
-              <w:rPr>
-                <w:rFonts w:ascii="思源黑体 CN Normal" w:eastAsia="思源黑体 CN Normal" w:hAnsi="思源黑体 CN Normal"/>
-                <w:sz w:val="17"/>
-                <w:szCs w:val="17"/>
-              </w:rPr>
-              <w:t>向药物</w:t>
-            </w:r>
-            <w:proofErr w:type="gramEnd"/>
-            <w:r>
-              <w:rPr>
-                <w:rFonts w:ascii="思源黑体 CN Normal" w:eastAsia="思源黑体 CN Normal" w:hAnsi="思源黑体 CN Normal"/>
-                <w:sz w:val="17"/>
-                <w:szCs w:val="17"/>
-              </w:rPr>
-              <w:t>提供指导建议</w:t>
+              <w:t>PARP抑制剂和其他相关靶向药物提供指导建议</w:t>
             </w:r>
             <w:r>
               <w:rPr>
@@ -1115,9 +1074,9 @@
           <w:szCs w:val="13"/>
           <w:highlight w:val="magenta"/>
         </w:rPr>
-        <w:t>page_</w:t>
-      </w:r>
-      <w:proofErr w:type="gramStart"/>
+        <w:t>page_break</w:t>
+      </w:r>
+      <w:proofErr w:type="spellEnd"/>
       <w:r>
         <w:rPr>
           <w:rFonts w:ascii="思源黑体 CN Light" w:eastAsia="思源黑体 CN Light" w:hAnsi="思源黑体 CN Light" w:hint="eastAsia"/>
@@ -1126,9 +1085,144 @@
           <w:szCs w:val="13"/>
           <w:highlight w:val="magenta"/>
         </w:rPr>
-        <w:t>break</w:t>
-      </w:r>
-      <w:proofErr w:type="spellEnd"/>
+        <w:t xml:space="preserve"> }}</w:t>
+      </w:r>
+    </w:p>
+    <w:p>
+      <w:pPr>
+        <w:pStyle w:val="2"/>
+        <w:spacing w:before="0" w:after="0" w:line="240" w:lineRule="auto"/>
+        <w:rPr>
+          <w:rFonts w:ascii="思源黑体 CN Bold" w:eastAsia="思源黑体 CN Bold" w:hAnsi="思源黑体 CN Bold"/>
+          <w:color w:val="1E7648"/>
+          <w:sz w:val="24"/>
+          <w:szCs w:val="24"/>
+        </w:rPr>
+      </w:pPr>
+      <w:r>
+        <w:rPr>
+          <w:rFonts w:ascii="思源黑体 CN Bold" w:eastAsia="思源黑体 CN Bold" w:hAnsi="思源黑体 CN Bold"/>
+          <w:color w:val="1E7648"/>
+          <w:sz w:val="24"/>
+          <w:szCs w:val="24"/>
+        </w:rPr>
+        <w:t>&gt;</w:t>
+      </w:r>
+      <w:r>
+        <w:rPr>
+          <w:rFonts w:ascii="思源黑体 CN Bold" w:eastAsia="思源黑体 CN Bold" w:hAnsi="思源黑体 CN Bold" w:hint="eastAsia"/>
+          <w:color w:val="1E7648"/>
+          <w:sz w:val="24"/>
+          <w:szCs w:val="24"/>
+        </w:rPr>
+        <w:t>1.</w:t>
+      </w:r>
+      <w:r>
+        <w:rPr>
+          <w:rFonts w:ascii="思源黑体 CN Bold" w:eastAsia="思源黑体 CN Bold" w:hAnsi="思源黑体 CN Bold"/>
+          <w:color w:val="1E7648"/>
+          <w:sz w:val="24"/>
+          <w:szCs w:val="24"/>
+        </w:rPr>
+        <w:t xml:space="preserve">3 </w:t>
+      </w:r>
+      <w:r>
+        <w:rPr>
+          <w:rFonts w:ascii="思源黑体 CN Bold" w:eastAsia="思源黑体 CN Bold" w:hAnsi="思源黑体 CN Bold" w:hint="eastAsia"/>
+          <w:color w:val="1E7648"/>
+          <w:sz w:val="24"/>
+          <w:szCs w:val="24"/>
+        </w:rPr>
+        <w:t>检测结果小结</w:t>
+      </w:r>
+    </w:p>
+    <w:p>
+      <w:pPr>
+        <w:rPr>
+          <w:rFonts w:ascii="思源黑体 CN Bold" w:eastAsia="思源黑体 CN Bold" w:hAnsi="思源黑体 CN Bold" w:cstheme="majorBidi"/>
+          <w:b/>
+          <w:bCs/>
+          <w:color w:val="1E7648"/>
+          <w:sz w:val="24"/>
+          <w:szCs w:val="24"/>
+        </w:rPr>
+      </w:pPr>
+      <w:r>
+        <w:rPr>
+          <w:rFonts w:ascii="思源黑体 CN Bold" w:eastAsia="思源黑体 CN Bold" w:hAnsi="思源黑体 CN Bold" w:cstheme="majorBidi" w:hint="eastAsia"/>
+          <w:b/>
+          <w:bCs/>
+          <w:color w:val="1E7648"/>
+          <w:sz w:val="24"/>
+          <w:szCs w:val="24"/>
+        </w:rPr>
+        <w:t>{</w:t>
+      </w:r>
+      <w:r>
+        <w:rPr>
+          <w:rFonts w:ascii="思源黑体 CN Bold" w:eastAsia="思源黑体 CN Bold" w:hAnsi="思源黑体 CN Bold" w:cstheme="majorBidi"/>
+          <w:b/>
+          <w:bCs/>
+          <w:color w:val="1E7648"/>
+          <w:sz w:val="24"/>
+          <w:szCs w:val="24"/>
+        </w:rPr>
+        <w:t xml:space="preserve">{p </w:t>
+      </w:r>
+      <w:r>
+        <w:rPr>
+          <w:rFonts w:ascii="思源黑体 CN Bold" w:eastAsia="思源黑体 CN Bold" w:hAnsi="思源黑体 CN Bold" w:cstheme="majorBidi" w:hint="eastAsia"/>
+          <w:b/>
+          <w:bCs/>
+          <w:color w:val="1E7648"/>
+          <w:sz w:val="24"/>
+          <w:szCs w:val="24"/>
+        </w:rPr>
+        <w:t>sub</w:t>
+      </w:r>
+      <w:r>
+        <w:rPr>
+          <w:rFonts w:ascii="思源黑体 CN Bold" w:eastAsia="思源黑体 CN Bold" w:hAnsi="思源黑体 CN Bold" w:cstheme="majorBidi"/>
+          <w:b/>
+          <w:bCs/>
+          <w:color w:val="1E7648"/>
+          <w:sz w:val="24"/>
+          <w:szCs w:val="24"/>
+        </w:rPr>
+        <w:t>doc.dyn_1_Overview_</w:t>
+      </w:r>
+      <w:r>
+        <w:rPr>
+          <w:rFonts w:ascii="思源黑体 CN Bold" w:eastAsia="思源黑体 CN Bold" w:hAnsi="思源黑体 CN Bold" w:cstheme="majorBidi" w:hint="eastAsia"/>
+          <w:b/>
+          <w:bCs/>
+          <w:color w:val="1E7648"/>
+          <w:sz w:val="24"/>
+          <w:szCs w:val="24"/>
+        </w:rPr>
+        <w:t>Summary</w:t>
+      </w:r>
+      <w:r>
+        <w:rPr>
+          <w:rFonts w:ascii="思源黑体 CN Bold" w:eastAsia="思源黑体 CN Bold" w:hAnsi="思源黑体 CN Bold" w:cstheme="majorBidi"/>
+          <w:b/>
+          <w:bCs/>
+          <w:color w:val="1E7648"/>
+          <w:sz w:val="24"/>
+          <w:szCs w:val="24"/>
+        </w:rPr>
+        <w:t>}}</w:t>
+      </w:r>
+    </w:p>
+    <w:p>
+      <w:pPr>
+        <w:rPr>
+          <w:rFonts w:ascii="思源黑体 CN Light" w:eastAsia="思源黑体 CN Light" w:hAnsi="思源黑体 CN Light"/>
+          <w:color w:val="595959" w:themeColor="text1" w:themeTint="A6"/>
+          <w:sz w:val="13"/>
+          <w:szCs w:val="13"/>
+        </w:rPr>
+      </w:pPr>
       <w:r>
         <w:rPr>
           <w:rFonts w:ascii="思源黑体 CN Light" w:eastAsia="思源黑体 CN Light" w:hAnsi="思源黑体 CN Light" w:hint="eastAsia"/>
@@ -1137,9 +1231,9 @@
           <w:szCs w:val="13"/>
           <w:highlight w:val="magenta"/>
         </w:rPr>
-        <w:t xml:space="preserve"> }</w:t>
-      </w:r>
-      <w:proofErr w:type="gramEnd"/>
+        <w:t xml:space="preserve">{{r </w:t>
+      </w:r>
+      <w:proofErr w:type="spellStart"/>
       <w:r>
         <w:rPr>
           <w:rFonts w:ascii="思源黑体 CN Light" w:eastAsia="思源黑体 CN Light" w:hAnsi="思源黑体 CN Light" w:hint="eastAsia"/>
@@ -1148,144 +1242,9 @@
           <w:szCs w:val="13"/>
           <w:highlight w:val="magenta"/>
         </w:rPr>
-        <w:t>}</w:t>
-      </w:r>
-    </w:p>
-    <w:p>
-      <w:pPr>
-        <w:pStyle w:val="2"/>
-        <w:spacing w:before="0" w:after="0" w:line="240" w:lineRule="auto"/>
-        <w:rPr>
-          <w:rFonts w:ascii="思源黑体 CN Bold" w:eastAsia="思源黑体 CN Bold" w:hAnsi="思源黑体 CN Bold"/>
-          <w:color w:val="1E7648"/>
-          <w:sz w:val="24"/>
-          <w:szCs w:val="24"/>
-        </w:rPr>
-      </w:pPr>
-      <w:r>
-        <w:rPr>
-          <w:rFonts w:ascii="思源黑体 CN Bold" w:eastAsia="思源黑体 CN Bold" w:hAnsi="思源黑体 CN Bold"/>
-          <w:color w:val="1E7648"/>
-          <w:sz w:val="24"/>
-          <w:szCs w:val="24"/>
-        </w:rPr>
-        <w:t>&gt;</w:t>
-      </w:r>
-      <w:r>
-        <w:rPr>
-          <w:rFonts w:ascii="思源黑体 CN Bold" w:eastAsia="思源黑体 CN Bold" w:hAnsi="思源黑体 CN Bold" w:hint="eastAsia"/>
-          <w:color w:val="1E7648"/>
-          <w:sz w:val="24"/>
-          <w:szCs w:val="24"/>
-        </w:rPr>
-        <w:t>1.</w:t>
-      </w:r>
-      <w:r>
-        <w:rPr>
-          <w:rFonts w:ascii="思源黑体 CN Bold" w:eastAsia="思源黑体 CN Bold" w:hAnsi="思源黑体 CN Bold"/>
-          <w:color w:val="1E7648"/>
-          <w:sz w:val="24"/>
-          <w:szCs w:val="24"/>
-        </w:rPr>
-        <w:t xml:space="preserve">3 </w:t>
-      </w:r>
-      <w:r>
-        <w:rPr>
-          <w:rFonts w:ascii="思源黑体 CN Bold" w:eastAsia="思源黑体 CN Bold" w:hAnsi="思源黑体 CN Bold" w:hint="eastAsia"/>
-          <w:color w:val="1E7648"/>
-          <w:sz w:val="24"/>
-          <w:szCs w:val="24"/>
-        </w:rPr>
-        <w:t>检测结果小结</w:t>
-      </w:r>
-    </w:p>
-    <w:p>
-      <w:pPr>
-        <w:rPr>
-          <w:rFonts w:ascii="思源黑体 CN Bold" w:eastAsia="思源黑体 CN Bold" w:hAnsi="思源黑体 CN Bold" w:cstheme="majorBidi"/>
-          <w:b/>
-          <w:bCs/>
-          <w:color w:val="1E7648"/>
-          <w:sz w:val="24"/>
-          <w:szCs w:val="24"/>
-        </w:rPr>
-      </w:pPr>
-      <w:r>
-        <w:rPr>
-          <w:rFonts w:ascii="思源黑体 CN Bold" w:eastAsia="思源黑体 CN Bold" w:hAnsi="思源黑体 CN Bold" w:cstheme="majorBidi" w:hint="eastAsia"/>
-          <w:b/>
-          <w:bCs/>
-          <w:color w:val="1E7648"/>
-          <w:sz w:val="24"/>
-          <w:szCs w:val="24"/>
-        </w:rPr>
-        <w:t>{</w:t>
-      </w:r>
-      <w:r>
-        <w:rPr>
-          <w:rFonts w:ascii="思源黑体 CN Bold" w:eastAsia="思源黑体 CN Bold" w:hAnsi="思源黑体 CN Bold" w:cstheme="majorBidi"/>
-          <w:b/>
-          <w:bCs/>
-          <w:color w:val="1E7648"/>
-          <w:sz w:val="24"/>
-          <w:szCs w:val="24"/>
-        </w:rPr>
-        <w:t xml:space="preserve">{p </w:t>
-      </w:r>
-      <w:r>
-        <w:rPr>
-          <w:rFonts w:ascii="思源黑体 CN Bold" w:eastAsia="思源黑体 CN Bold" w:hAnsi="思源黑体 CN Bold" w:cstheme="majorBidi" w:hint="eastAsia"/>
-          <w:b/>
-          <w:bCs/>
-          <w:color w:val="1E7648"/>
-          <w:sz w:val="24"/>
-          <w:szCs w:val="24"/>
-        </w:rPr>
-        <w:t>sub</w:t>
-      </w:r>
-      <w:r>
-        <w:rPr>
-          <w:rFonts w:ascii="思源黑体 CN Bold" w:eastAsia="思源黑体 CN Bold" w:hAnsi="思源黑体 CN Bold" w:cstheme="majorBidi"/>
-          <w:b/>
-          <w:bCs/>
-          <w:color w:val="1E7648"/>
-          <w:sz w:val="24"/>
-          <w:szCs w:val="24"/>
-        </w:rPr>
-        <w:t>doc.dyn_1_Overview_</w:t>
-      </w:r>
-      <w:r>
-        <w:rPr>
-          <w:rFonts w:ascii="思源黑体 CN Bold" w:eastAsia="思源黑体 CN Bold" w:hAnsi="思源黑体 CN Bold" w:cstheme="majorBidi" w:hint="eastAsia"/>
-          <w:b/>
-          <w:bCs/>
-          <w:color w:val="1E7648"/>
-          <w:sz w:val="24"/>
-          <w:szCs w:val="24"/>
-        </w:rPr>
-        <w:t>Summary</w:t>
-      </w:r>
-      <w:r>
-        <w:rPr>
-          <w:rFonts w:ascii="思源黑体 CN Bold" w:eastAsia="思源黑体 CN Bold" w:hAnsi="思源黑体 CN Bold" w:cstheme="majorBidi"/>
-          <w:b/>
-          <w:bCs/>
-          <w:color w:val="1E7648"/>
-          <w:sz w:val="24"/>
-          <w:szCs w:val="24"/>
-        </w:rPr>
-        <w:t>}}</w:t>
-      </w:r>
-    </w:p>
-    <w:p>
-      <w:pPr>
-        <w:rPr>
-          <w:rFonts w:ascii="思源黑体 CN Light" w:eastAsia="思源黑体 CN Light" w:hAnsi="思源黑体 CN Light"/>
-          <w:color w:val="595959" w:themeColor="text1" w:themeTint="A6"/>
-          <w:sz w:val="13"/>
-          <w:szCs w:val="13"/>
-        </w:rPr>
-      </w:pPr>
+        <w:t>page_break</w:t>
+      </w:r>
+      <w:proofErr w:type="spellEnd"/>
       <w:r>
         <w:rPr>
           <w:rFonts w:ascii="思源黑体 CN Light" w:eastAsia="思源黑体 CN Light" w:hAnsi="思源黑体 CN Light" w:hint="eastAsia"/>
@@ -1294,51 +1253,7 @@
           <w:szCs w:val="13"/>
           <w:highlight w:val="magenta"/>
         </w:rPr>
-        <w:t xml:space="preserve">{{r </w:t>
-      </w:r>
-      <w:proofErr w:type="spellStart"/>
-      <w:r>
-        <w:rPr>
-          <w:rFonts w:ascii="思源黑体 CN Light" w:eastAsia="思源黑体 CN Light" w:hAnsi="思源黑体 CN Light" w:hint="eastAsia"/>
-          <w:color w:val="595959" w:themeColor="text1" w:themeTint="A6"/>
-          <w:sz w:val="13"/>
-          <w:szCs w:val="13"/>
-          <w:highlight w:val="magenta"/>
-        </w:rPr>
-        <w:t>page_</w:t>
-      </w:r>
-      <w:proofErr w:type="gramStart"/>
-      <w:r>
-        <w:rPr>
-          <w:rFonts w:ascii="思源黑体 CN Light" w:eastAsia="思源黑体 CN Light" w:hAnsi="思源黑体 CN Light" w:hint="eastAsia"/>
-          <w:color w:val="595959" w:themeColor="text1" w:themeTint="A6"/>
-          <w:sz w:val="13"/>
-          <w:szCs w:val="13"/>
-          <w:highlight w:val="magenta"/>
-        </w:rPr>
-        <w:t>break</w:t>
-      </w:r>
-      <w:proofErr w:type="spellEnd"/>
-      <w:r>
-        <w:rPr>
-          <w:rFonts w:ascii="思源黑体 CN Light" w:eastAsia="思源黑体 CN Light" w:hAnsi="思源黑体 CN Light" w:hint="eastAsia"/>
-          <w:color w:val="595959" w:themeColor="text1" w:themeTint="A6"/>
-          <w:sz w:val="13"/>
-          <w:szCs w:val="13"/>
-          <w:highlight w:val="magenta"/>
-        </w:rPr>
-        <w:t xml:space="preserve"> }</w:t>
-      </w:r>
-      <w:proofErr w:type="gramEnd"/>
-      <w:r>
-        <w:rPr>
-          <w:rFonts w:ascii="思源黑体 CN Light" w:eastAsia="思源黑体 CN Light" w:hAnsi="思源黑体 CN Light" w:hint="eastAsia"/>
-          <w:color w:val="595959" w:themeColor="text1" w:themeTint="A6"/>
-          <w:sz w:val="13"/>
-          <w:szCs w:val="13"/>
-          <w:highlight w:val="magenta"/>
-        </w:rPr>
-        <w:t>}</w:t>
+        <w:t xml:space="preserve"> }}</w:t>
       </w:r>
     </w:p>
     <w:p>
@@ -1984,25 +1899,7 @@
           <w:szCs w:val="16"/>
         </w:rPr>
         <w:lastRenderedPageBreak/>
-        <w:t>B级：对应癌种中，领域</w:t>
-      </w:r>
-      <w:proofErr w:type="gramStart"/>
-      <w:r>
-        <w:rPr>
-          <w:rFonts w:ascii="思源黑体 CN Normal" w:eastAsia="思源黑体 CN Normal" w:hAnsi="思源黑体 CN Normal"/>
-          <w:sz w:val="16"/>
-          <w:szCs w:val="16"/>
-        </w:rPr>
-        <w:t>内专家</w:t>
-      </w:r>
-      <w:proofErr w:type="gramEnd"/>
-      <w:r>
-        <w:rPr>
-          <w:rFonts w:ascii="思源黑体 CN Normal" w:eastAsia="思源黑体 CN Normal" w:hAnsi="思源黑体 CN Normal"/>
-          <w:sz w:val="16"/>
-          <w:szCs w:val="16"/>
-        </w:rPr>
-        <w:t>共识的有力研究证明的疗法、诊断、预后相关的标志物；</w:t>
+        <w:t>B级：对应癌种中，领域内专家共识的有力研究证明的疗法、诊断、预后相关的标志物；</w:t>
       </w:r>
     </w:p>
     <w:p>
@@ -2369,9 +2266,9 @@
           <w:szCs w:val="13"/>
           <w:highlight w:val="magenta"/>
         </w:rPr>
-        <w:t>page_</w:t>
-      </w:r>
-      <w:proofErr w:type="gramStart"/>
+        <w:t>page_break</w:t>
+      </w:r>
+      <w:proofErr w:type="spellEnd"/>
       <w:r>
         <w:rPr>
           <w:rFonts w:ascii="思源黑体 CN Light" w:eastAsia="思源黑体 CN Light" w:hAnsi="思源黑体 CN Light" w:hint="eastAsia"/>
@@ -2380,29 +2277,7 @@
           <w:szCs w:val="13"/>
           <w:highlight w:val="magenta"/>
         </w:rPr>
-        <w:t>break</w:t>
-      </w:r>
-      <w:proofErr w:type="spellEnd"/>
-      <w:r>
-        <w:rPr>
-          <w:rFonts w:ascii="思源黑体 CN Light" w:eastAsia="思源黑体 CN Light" w:hAnsi="思源黑体 CN Light" w:hint="eastAsia"/>
-          <w:color w:val="595959" w:themeColor="text1" w:themeTint="A6"/>
-          <w:sz w:val="13"/>
-          <w:szCs w:val="13"/>
-          <w:highlight w:val="magenta"/>
-        </w:rPr>
-        <w:t xml:space="preserve"> }</w:t>
-      </w:r>
-      <w:proofErr w:type="gramEnd"/>
-      <w:r>
-        <w:rPr>
-          <w:rFonts w:ascii="思源黑体 CN Light" w:eastAsia="思源黑体 CN Light" w:hAnsi="思源黑体 CN Light" w:hint="eastAsia"/>
-          <w:color w:val="595959" w:themeColor="text1" w:themeTint="A6"/>
-          <w:sz w:val="13"/>
-          <w:szCs w:val="13"/>
-          <w:highlight w:val="magenta"/>
-        </w:rPr>
-        <w:t>}</w:t>
+        <w:t xml:space="preserve"> }}</w:t>
       </w:r>
     </w:p>
     <w:p>
@@ -2580,18 +2455,7 @@
           <w:szCs w:val="13"/>
           <w:highlight w:val="yellow"/>
         </w:rPr>
-        <w:t>%endif</w:t>
-      </w:r>
-      <w:proofErr w:type="gramStart"/>
-      <w:r>
-        <w:rPr>
-          <w:rFonts w:ascii="思源黑体 CN Light" w:eastAsia="思源黑体 CN Light" w:hAnsi="思源黑体 CN Light"/>
-          <w:color w:val="595959" w:themeColor="text1" w:themeTint="A6"/>
-          <w:sz w:val="13"/>
-          <w:szCs w:val="13"/>
-          <w:highlight w:val="yellow"/>
-        </w:rPr>
-        <w:t>%}</w:t>
+        <w:t>%endif%}</w:t>
       </w:r>
       <w:r>
         <w:rPr>
@@ -2601,18 +2465,7 @@
           <w:szCs w:val="13"/>
           <w:highlight w:val="magenta"/>
         </w:rPr>
-        <w:t>{</w:t>
-      </w:r>
-      <w:proofErr w:type="gramEnd"/>
-      <w:r>
-        <w:rPr>
-          <w:rFonts w:ascii="思源黑体 CN Light" w:eastAsia="思源黑体 CN Light" w:hAnsi="思源黑体 CN Light" w:hint="eastAsia"/>
-          <w:color w:val="595959" w:themeColor="text1" w:themeTint="A6"/>
-          <w:sz w:val="13"/>
-          <w:szCs w:val="13"/>
-          <w:highlight w:val="magenta"/>
-        </w:rPr>
-        <w:t xml:space="preserve">{r </w:t>
+        <w:t xml:space="preserve">{{r </w:t>
       </w:r>
       <w:proofErr w:type="spellStart"/>
       <w:r>
@@ -2750,7 +2603,7 @@
                     </wp:anchor>
                   </w:drawing>
                 </mc:Choice>
-                <mc:Fallback xmlns:w16du="http://schemas.microsoft.com/office/word/2023/wordml/word16du" xmlns:oel="http://schemas.microsoft.com/office/2019/extlst">
+                <mc:Fallback xmlns:oel="http://schemas.microsoft.com/office/2019/extlst" xmlns:w16du="http://schemas.microsoft.com/office/word/2023/wordml/word16du">
                   <w:pict>
                     <v:shape w14:anchorId="482A232C" id="流程图: 接点 2" o:spid="_x0000_s1026" type="#_x0000_t120" style="position:absolute;left:0;text-align:left;margin-left:170.85pt;margin-top:3.25pt;width:24.65pt;height:25.15pt;z-index:-251622400;visibility:visible;mso-wrap-style:square;mso-wrap-distance-left:9pt;mso-wrap-distance-top:0;mso-wrap-distance-right:9pt;mso-wrap-distance-bottom:0;mso-position-horizontal:absolute;mso-position-horizontal-relative:text;mso-position-vertical:absolute;mso-position-vertical-relative:text;v-text-anchor:middle" o:gfxdata="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" fillcolor="#1e7648" stroked="f" strokeweight="1pt">
                       <v:stroke joinstyle="miter"/>
@@ -2878,7 +2731,7 @@
                     </wp:anchor>
                   </w:drawing>
                 </mc:Choice>
-                <mc:Fallback xmlns:w16du="http://schemas.microsoft.com/office/word/2023/wordml/word16du" xmlns:oel="http://schemas.microsoft.com/office/2019/extlst">
+                <mc:Fallback xmlns:oel="http://schemas.microsoft.com/office/2019/extlst" xmlns:w16du="http://schemas.microsoft.com/office/word/2023/wordml/word16du">
                   <w:pict>
                     <v:roundrect w14:anchorId="5FA3CB6E" id="矩形: 圆角 3" o:spid="_x0000_s1026" style="position:absolute;left:0;text-align:left;margin-left:-5.4pt;margin-top:3.45pt;width:123pt;height:25.3pt;z-index:-251623424;visibility:visible;mso-wrap-style:square;mso-wrap-distance-left:9pt;mso-wrap-distance-top:0;mso-wrap-distance-right:9pt;mso-wrap-distance-bottom:0;mso-position-horizontal:absolute;mso-position-horizontal-relative:margin;mso-position-vertical:absolute;mso-position-vertical-relative:text;v-text-anchor:middle" arcsize="10923f" o:gfxdata="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" fillcolor="#f2f2f2 [3052]" stroked="f" strokeweight="1pt">
                       <v:stroke joinstyle="miter"/>
@@ -3396,7 +3249,7 @@
                     </wp:anchor>
                   </w:drawing>
                 </mc:Choice>
-                <mc:Fallback xmlns:w16du="http://schemas.microsoft.com/office/word/2023/wordml/word16du" xmlns:oel="http://schemas.microsoft.com/office/2019/extlst">
+                <mc:Fallback xmlns:oel="http://schemas.microsoft.com/office/2019/extlst" xmlns:w16du="http://schemas.microsoft.com/office/word/2023/wordml/word16du">
                   <w:pict>
                     <v:shape w14:anchorId="63101250" id="流程图: 接点 4" o:spid="_x0000_s1026" type="#_x0000_t120" style="position:absolute;left:0;text-align:left;margin-left:178.35pt;margin-top:3.25pt;width:24.65pt;height:25.15pt;z-index:-251619328;visibility:visible;mso-wrap-style:square;mso-wrap-distance-left:9pt;mso-wrap-distance-top:0;mso-wrap-distance-right:9pt;mso-wrap-distance-bottom:0;mso-position-horizontal:absolute;mso-position-horizontal-relative:text;mso-position-vertical:absolute;mso-position-vertical-relative:text;v-text-anchor:middle" o:gfxdata="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" fillcolor="#1e7648" stroked="f" strokeweight="1pt">
                       <v:stroke joinstyle="miter"/>
@@ -3524,7 +3377,7 @@
                     </wp:anchor>
                   </w:drawing>
                 </mc:Choice>
-                <mc:Fallback xmlns:w16du="http://schemas.microsoft.com/office/word/2023/wordml/word16du" xmlns:oel="http://schemas.microsoft.com/office/2019/extlst">
+                <mc:Fallback xmlns:oel="http://schemas.microsoft.com/office/2019/extlst" xmlns:w16du="http://schemas.microsoft.com/office/word/2023/wordml/word16du">
                   <w:pict>
                     <v:roundrect w14:anchorId="2922C2EB" id="矩形: 圆角 5" o:spid="_x0000_s1026" style="position:absolute;left:0;text-align:left;margin-left:-5.15pt;margin-top:3.2pt;width:109.5pt;height:25.3pt;z-index:-251620352;visibility:visible;mso-wrap-style:square;mso-wrap-distance-left:9pt;mso-wrap-distance-top:0;mso-wrap-distance-right:9pt;mso-wrap-distance-bottom:0;mso-position-horizontal:absolute;mso-position-horizontal-relative:margin;mso-position-vertical:absolute;mso-position-vertical-relative:text;v-text-anchor:middle" arcsize="10923f" o:gfxdata="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" fillcolor="#f2f2f2 [3052]" stroked="f" strokeweight="1pt">
                       <v:stroke joinstyle="miter"/>
@@ -3665,9 +3518,9 @@
           <w:szCs w:val="13"/>
           <w:highlight w:val="magenta"/>
         </w:rPr>
-        <w:t>page_</w:t>
-      </w:r>
-      <w:proofErr w:type="gramStart"/>
+        <w:t>page_break</w:t>
+      </w:r>
+      <w:proofErr w:type="spellEnd"/>
       <w:r>
         <w:rPr>
           <w:rFonts w:ascii="思源黑体 CN Light" w:eastAsia="思源黑体 CN Light" w:hAnsi="思源黑体 CN Light" w:hint="eastAsia"/>
@@ -3676,29 +3529,7 @@
           <w:szCs w:val="13"/>
           <w:highlight w:val="magenta"/>
         </w:rPr>
-        <w:t>break</w:t>
-      </w:r>
-      <w:proofErr w:type="spellEnd"/>
-      <w:r>
-        <w:rPr>
-          <w:rFonts w:ascii="思源黑体 CN Light" w:eastAsia="思源黑体 CN Light" w:hAnsi="思源黑体 CN Light" w:hint="eastAsia"/>
-          <w:color w:val="595959" w:themeColor="text1" w:themeTint="A6"/>
-          <w:sz w:val="13"/>
-          <w:szCs w:val="13"/>
-          <w:highlight w:val="magenta"/>
-        </w:rPr>
-        <w:t xml:space="preserve"> }</w:t>
-      </w:r>
-      <w:proofErr w:type="gramEnd"/>
-      <w:r>
-        <w:rPr>
-          <w:rFonts w:ascii="思源黑体 CN Light" w:eastAsia="思源黑体 CN Light" w:hAnsi="思源黑体 CN Light" w:hint="eastAsia"/>
-          <w:color w:val="595959" w:themeColor="text1" w:themeTint="A6"/>
-          <w:sz w:val="13"/>
-          <w:szCs w:val="13"/>
-          <w:highlight w:val="magenta"/>
-        </w:rPr>
-        <w:t>}</w:t>
+        <w:t xml:space="preserve"> }}</w:t>
       </w:r>
     </w:p>
     <w:tbl>
@@ -3813,7 +3644,7 @@
                     </wp:anchor>
                   </w:drawing>
                 </mc:Choice>
-                <mc:Fallback xmlns:w16du="http://schemas.microsoft.com/office/word/2023/wordml/word16du" xmlns:oel="http://schemas.microsoft.com/office/2019/extlst">
+                <mc:Fallback xmlns:oel="http://schemas.microsoft.com/office/2019/extlst" xmlns:w16du="http://schemas.microsoft.com/office/word/2023/wordml/word16du">
                   <w:pict>
                     <v:shape w14:anchorId="036FA9AB" id="流程图: 接点 6" o:spid="_x0000_s1026" type="#_x0000_t120" style="position:absolute;left:0;text-align:left;margin-left:164.85pt;margin-top:3.25pt;width:24.65pt;height:25.15pt;z-index:-251616256;visibility:visible;mso-wrap-style:square;mso-wrap-distance-left:9pt;mso-wrap-distance-top:0;mso-wrap-distance-right:9pt;mso-wrap-distance-bottom:0;mso-position-horizontal:absolute;mso-position-horizontal-relative:text;mso-position-vertical:absolute;mso-position-vertical-relative:text;v-text-anchor:middle" o:gfxdata="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" fillcolor="#1e7648" stroked="f" strokeweight="1pt">
                       <v:stroke joinstyle="miter"/>
@@ -3941,7 +3772,7 @@
                     </wp:anchor>
                   </w:drawing>
                 </mc:Choice>
-                <mc:Fallback xmlns:w16du="http://schemas.microsoft.com/office/word/2023/wordml/word16du" xmlns:oel="http://schemas.microsoft.com/office/2019/extlst">
+                <mc:Fallback xmlns:oel="http://schemas.microsoft.com/office/2019/extlst" xmlns:w16du="http://schemas.microsoft.com/office/word/2023/wordml/word16du">
                   <w:pict>
                     <v:roundrect w14:anchorId="62D95F4D" id="矩形: 圆角 7" o:spid="_x0000_s1026" style="position:absolute;left:0;text-align:left;margin-left:-5.15pt;margin-top:3.2pt;width:138.75pt;height:25.3pt;z-index:-251617280;visibility:visible;mso-wrap-style:square;mso-wrap-distance-left:9pt;mso-wrap-distance-top:0;mso-wrap-distance-right:9pt;mso-wrap-distance-bottom:0;mso-position-horizontal:absolute;mso-position-horizontal-relative:margin;mso-position-vertical:absolute;mso-position-vertical-relative:text;v-text-anchor:middle" arcsize="10923f" o:gfxdata="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" fillcolor="#f2f2f2 [3052]" stroked="f" strokeweight="1pt">
                       <v:stroke joinstyle="miter"/>
@@ -4242,7 +4073,7 @@
                     </wp:anchor>
                   </w:drawing>
                 </mc:Choice>
-                <mc:Fallback xmlns:w16du="http://schemas.microsoft.com/office/word/2023/wordml/word16du" xmlns:oel="http://schemas.microsoft.com/office/2019/extlst">
+                <mc:Fallback xmlns:oel="http://schemas.microsoft.com/office/2019/extlst" xmlns:w16du="http://schemas.microsoft.com/office/word/2023/wordml/word16du">
                   <w:pict>
                     <v:shapetype w14:anchorId="4CD5AF19" id="_x0000_t120" coordsize="21600,21600" o:spt="120" path="m10800,qx,10800,10800,21600,21600,10800,10800,xe">
                       <v:path gradientshapeok="t" o:connecttype="custom" o:connectlocs="10800,0;3163,3163;0,10800;3163,18437;10800,21600;18437,18437;21600,10800;18437,3163" textboxrect="3163,3163,18437,18437"/>
@@ -4303,31 +4134,7 @@
                 <w:sz w:val="28"/>
                 <w:szCs w:val="28"/>
               </w:rPr>
-              <w:t>试剂</w:t>
-            </w:r>
-            <w:proofErr w:type="gramStart"/>
-            <w:r>
-              <w:rPr>
-                <w:rFonts w:ascii="思源黑体 CN Bold" w:eastAsia="思源黑体 CN Bold" w:hAnsi="思源黑体 CN Bold" w:hint="eastAsia"/>
-                <w:b/>
-                <w:bCs/>
-                <w:color w:val="1E7648"/>
-                <w:sz w:val="28"/>
-                <w:szCs w:val="28"/>
-              </w:rPr>
-              <w:t>盒信息</w:t>
-            </w:r>
-            <w:proofErr w:type="gramEnd"/>
-            <w:r>
-              <w:rPr>
-                <w:rFonts w:ascii="思源黑体 CN Bold" w:eastAsia="思源黑体 CN Bold" w:hAnsi="思源黑体 CN Bold" w:hint="eastAsia"/>
-                <w:b/>
-                <w:bCs/>
-                <w:color w:val="1E7648"/>
-                <w:sz w:val="28"/>
-                <w:szCs w:val="28"/>
-              </w:rPr>
-              <w:t>及</w:t>
+              <w:t>试剂盒信息及</w:t>
             </w:r>
             <w:r>
               <w:rPr>
@@ -4411,7 +4218,7 @@
                     </wp:anchor>
                   </w:drawing>
                 </mc:Choice>
-                <mc:Fallback xmlns:w16du="http://schemas.microsoft.com/office/word/2023/wordml/word16du" xmlns:oel="http://schemas.microsoft.com/office/2019/extlst">
+                <mc:Fallback xmlns:oel="http://schemas.microsoft.com/office/2019/extlst" xmlns:w16du="http://schemas.microsoft.com/office/word/2023/wordml/word16du">
                   <w:pict>
                     <v:roundrect w14:anchorId="38F22FFF" id="矩形: 圆角 12" o:spid="_x0000_s1026" style="position:absolute;left:0;text-align:left;margin-left:-5.5pt;margin-top:3.2pt;width:157.9pt;height:25.3pt;z-index:-251586560;visibility:visible;mso-wrap-style:square;mso-width-percent:0;mso-wrap-distance-left:9pt;mso-wrap-distance-top:0;mso-wrap-distance-right:9pt;mso-wrap-distance-bottom:0;mso-position-horizontal:absolute;mso-position-horizontal-relative:margin;mso-position-vertical:absolute;mso-position-vertical-relative:text;mso-width-percent:0;mso-width-relative:margin;v-text-anchor:middle" arcsize="10923f" o:gfxdata="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" fillcolor="#f2f2f2 [3052]" stroked="f" strokeweight="1pt">
                       <v:stroke joinstyle="miter"/>
@@ -4576,7 +4383,7 @@
                     </wp:anchor>
                   </w:drawing>
                 </mc:Choice>
-                <mc:Fallback xmlns:w16du="http://schemas.microsoft.com/office/word/2023/wordml/word16du" xmlns:oel="http://schemas.microsoft.com/office/2019/extlst">
+                <mc:Fallback xmlns:oel="http://schemas.microsoft.com/office/2019/extlst" xmlns:w16du="http://schemas.microsoft.com/office/word/2023/wordml/word16du">
                   <w:pict>
                     <v:shape w14:anchorId="0B3339B4" id="流程图: 接点 10" o:spid="_x0000_s1026" type="#_x0000_t120" style="position:absolute;left:0;text-align:left;margin-left:199.35pt;margin-top:3.25pt;width:24.65pt;height:25.15pt;z-index:-251582464;visibility:visible;mso-wrap-style:square;mso-wrap-distance-left:9pt;mso-wrap-distance-top:0;mso-wrap-distance-right:9pt;mso-wrap-distance-bottom:0;mso-position-horizontal:absolute;mso-position-horizontal-relative:text;mso-position-vertical:absolute;mso-position-vertical-relative:text;v-text-anchor:middle" o:gfxdata="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" fillcolor="#1e7648" stroked="f" strokeweight="1pt">
                       <v:stroke joinstyle="miter"/>
@@ -4645,31 +4452,7 @@
                 <w:sz w:val="28"/>
                 <w:szCs w:val="28"/>
               </w:rPr>
-              <w:t>试剂</w:t>
-            </w:r>
-            <w:proofErr w:type="gramStart"/>
-            <w:r>
-              <w:rPr>
-                <w:rFonts w:ascii="思源黑体 CN Bold" w:eastAsia="思源黑体 CN Bold" w:hAnsi="思源黑体 CN Bold" w:hint="eastAsia"/>
-                <w:b/>
-                <w:bCs/>
-                <w:color w:val="1E7648"/>
-                <w:sz w:val="28"/>
-                <w:szCs w:val="28"/>
-              </w:rPr>
-              <w:t>盒信息</w:t>
-            </w:r>
-            <w:proofErr w:type="gramEnd"/>
-            <w:r>
-              <w:rPr>
-                <w:rFonts w:ascii="思源黑体 CN Bold" w:eastAsia="思源黑体 CN Bold" w:hAnsi="思源黑体 CN Bold" w:hint="eastAsia"/>
-                <w:b/>
-                <w:bCs/>
-                <w:color w:val="1E7648"/>
-                <w:sz w:val="28"/>
-                <w:szCs w:val="28"/>
-              </w:rPr>
-              <w:t>及</w:t>
+              <w:t>试剂盒信息及</w:t>
             </w:r>
             <w:r>
               <w:rPr>
@@ -4753,7 +4536,7 @@
                     </wp:anchor>
                   </w:drawing>
                 </mc:Choice>
-                <mc:Fallback xmlns:w16du="http://schemas.microsoft.com/office/word/2023/wordml/word16du" xmlns:oel="http://schemas.microsoft.com/office/2019/extlst">
+                <mc:Fallback xmlns:oel="http://schemas.microsoft.com/office/2019/extlst" xmlns:w16du="http://schemas.microsoft.com/office/word/2023/wordml/word16du">
                   <w:pict>
                     <v:roundrect w14:anchorId="5C0CDB5E" id="矩形: 圆角 12" o:spid="_x0000_s1026" style="position:absolute;left:0;text-align:left;margin-left:-5.5pt;margin-top:3.2pt;width:157.9pt;height:25.3pt;z-index:-251583488;visibility:visible;mso-wrap-style:square;mso-width-percent:0;mso-wrap-distance-left:9pt;mso-wrap-distance-top:0;mso-wrap-distance-right:9pt;mso-wrap-distance-bottom:0;mso-position-horizontal:absolute;mso-position-horizontal-relative:margin;mso-position-vertical:absolute;mso-position-vertical-relative:text;mso-width-percent:0;mso-width-relative:margin;v-text-anchor:middle" arcsize="10923f" o:gfxdata="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" fillcolor="#f2f2f2 [3052]" stroked="f" strokeweight="1pt">
                       <v:stroke joinstyle="miter"/>
@@ -6644,29 +6427,7 @@
                 <w:szCs w:val="17"/>
                 <w:lang w:bidi="ar"/>
               </w:rPr>
-              <w:t xml:space="preserve"> and lib_quality_control.lib_dna_qc.dna_qty%}{{lib_quality_control.lib_dna_qc.dna_qty|replace(“.00”,</w:t>
-            </w:r>
-            <w:proofErr w:type="gramStart"/>
-            <w:r>
-              <w:rPr>
-                <w:rFonts w:ascii="思源黑体 CN Normal" w:eastAsia="思源黑体 CN Normal" w:hAnsi="思源黑体 CN Normal" w:cs="思源黑体 CN Light"/>
-                <w:kern w:val="0"/>
-                <w:sz w:val="17"/>
-                <w:szCs w:val="17"/>
-                <w:lang w:bidi="ar"/>
-              </w:rPr>
-              <w:t>””</w:t>
-            </w:r>
-            <w:proofErr w:type="gramEnd"/>
-            <w:r>
-              <w:rPr>
-                <w:rFonts w:ascii="思源黑体 CN Normal" w:eastAsia="思源黑体 CN Normal" w:hAnsi="思源黑体 CN Normal" w:cs="思源黑体 CN Light"/>
-                <w:kern w:val="0"/>
-                <w:sz w:val="17"/>
-                <w:szCs w:val="17"/>
-                <w:lang w:bidi="ar"/>
-              </w:rPr>
-              <w:t>)}}{%else%}{%endif%}</w:t>
+              <w:t xml:space="preserve"> and lib_quality_control.lib_dna_qc.dna_qty%}{{lib_quality_control.lib_dna_qc.dna_qty|replace(“.00”,””)}}{%else%}{%endif%}</w:t>
             </w:r>
             <w:r>
               <w:rPr>
@@ -6838,29 +6599,7 @@
                 <w:szCs w:val="17"/>
                 <w:lang w:bidi="ar"/>
               </w:rPr>
-              <w:t xml:space="preserve"> and lib_quality_control.lib_dna_qc.library_qty%}{{lib_quality_control.lib_dna_qc.library_qty|replace(“.00”,</w:t>
-            </w:r>
-            <w:proofErr w:type="gramStart"/>
-            <w:r>
-              <w:rPr>
-                <w:rFonts w:ascii="思源黑体 CN Normal" w:eastAsia="思源黑体 CN Normal" w:hAnsi="思源黑体 CN Normal" w:cs="思源黑体 CN Light"/>
-                <w:kern w:val="0"/>
-                <w:sz w:val="17"/>
-                <w:szCs w:val="17"/>
-                <w:lang w:bidi="ar"/>
-              </w:rPr>
-              <w:t>””</w:t>
-            </w:r>
-            <w:proofErr w:type="gramEnd"/>
-            <w:r>
-              <w:rPr>
-                <w:rFonts w:ascii="思源黑体 CN Normal" w:eastAsia="思源黑体 CN Normal" w:hAnsi="思源黑体 CN Normal" w:cs="思源黑体 CN Light"/>
-                <w:kern w:val="0"/>
-                <w:sz w:val="17"/>
-                <w:szCs w:val="17"/>
-                <w:lang w:bidi="ar"/>
-              </w:rPr>
-              <w:t>)}}{%else%}{%endif%}</w:t>
+              <w:t xml:space="preserve"> and lib_quality_control.lib_dna_qc.library_qty%}{{lib_quality_control.lib_dna_qc.library_qty|replace(“.00”,””)}}{%else%}{%endif%}</w:t>
             </w:r>
             <w:r>
               <w:rPr>
@@ -7149,25 +6888,7 @@
                 <w:sz w:val="17"/>
                 <w:szCs w:val="17"/>
               </w:rPr>
-              <w:t>qc.dna_data_</w:t>
-            </w:r>
-            <w:proofErr w:type="gramStart"/>
-            <w:r>
-              <w:rPr>
-                <w:rFonts w:ascii="思源黑体 CN Normal" w:eastAsia="思源黑体 CN Normal" w:hAnsi="思源黑体 CN Normal"/>
-                <w:sz w:val="17"/>
-                <w:szCs w:val="17"/>
-              </w:rPr>
-              <w:t>qc.cleandata</w:t>
-            </w:r>
-            <w:proofErr w:type="gramEnd"/>
-            <w:r>
-              <w:rPr>
-                <w:rFonts w:ascii="思源黑体 CN Normal" w:eastAsia="思源黑体 CN Normal" w:hAnsi="思源黑体 CN Normal"/>
-                <w:sz w:val="17"/>
-                <w:szCs w:val="17"/>
-              </w:rPr>
-              <w:t>_gc_ratio|replace</w:t>
+              <w:t>qc.dna_data_qc.cleandata_gc_ratio|replace</w:t>
             </w:r>
             <w:proofErr w:type="spellEnd"/>
             <w:r>
@@ -7272,25 +6993,7 @@
                 <w:sz w:val="17"/>
                 <w:szCs w:val="17"/>
               </w:rPr>
-              <w:t>qc.dna_data_</w:t>
-            </w:r>
-            <w:proofErr w:type="gramStart"/>
-            <w:r>
-              <w:rPr>
-                <w:rFonts w:ascii="思源黑体 CN Normal" w:eastAsia="思源黑体 CN Normal" w:hAnsi="思源黑体 CN Normal"/>
-                <w:sz w:val="17"/>
-                <w:szCs w:val="17"/>
-              </w:rPr>
-              <w:t>qc.mapping</w:t>
-            </w:r>
-            <w:proofErr w:type="gramEnd"/>
-            <w:r>
-              <w:rPr>
-                <w:rFonts w:ascii="思源黑体 CN Normal" w:eastAsia="思源黑体 CN Normal" w:hAnsi="思源黑体 CN Normal"/>
-                <w:sz w:val="17"/>
-                <w:szCs w:val="17"/>
-              </w:rPr>
-              <w:t>_ratio</w:t>
+              <w:t>qc.dna_data_qc.mapping_ratio</w:t>
             </w:r>
             <w:r>
               <w:rPr>
@@ -7459,25 +7162,7 @@
                 <w:sz w:val="17"/>
                 <w:szCs w:val="17"/>
               </w:rPr>
-              <w:t>qc.dna_data_</w:t>
-            </w:r>
-            <w:proofErr w:type="gramStart"/>
-            <w:r>
-              <w:rPr>
-                <w:rFonts w:ascii="思源黑体 CN Normal" w:eastAsia="思源黑体 CN Normal" w:hAnsi="思源黑体 CN Normal"/>
-                <w:sz w:val="17"/>
-                <w:szCs w:val="17"/>
-              </w:rPr>
-              <w:t>qc.depth</w:t>
-            </w:r>
-            <w:proofErr w:type="gramEnd"/>
-            <w:r>
-              <w:rPr>
-                <w:rFonts w:ascii="思源黑体 CN Normal" w:eastAsia="思源黑体 CN Normal" w:hAnsi="思源黑体 CN Normal"/>
-                <w:sz w:val="17"/>
-                <w:szCs w:val="17"/>
-              </w:rPr>
-              <w:t>_median_ssbc|replace</w:t>
+              <w:t>qc.dna_data_qc.depth_median_ssbc|replace</w:t>
             </w:r>
             <w:proofErr w:type="spellEnd"/>
             <w:r>
@@ -7582,25 +7267,7 @@
                 <w:sz w:val="17"/>
                 <w:szCs w:val="17"/>
               </w:rPr>
-              <w:t>qc.dna_data_</w:t>
-            </w:r>
-            <w:proofErr w:type="gramStart"/>
-            <w:r>
-              <w:rPr>
-                <w:rFonts w:ascii="思源黑体 CN Normal" w:eastAsia="思源黑体 CN Normal" w:hAnsi="思源黑体 CN Normal"/>
-                <w:sz w:val="17"/>
-                <w:szCs w:val="17"/>
-              </w:rPr>
-              <w:t>qc.depth</w:t>
-            </w:r>
-            <w:proofErr w:type="gramEnd"/>
-            <w:r>
-              <w:rPr>
-                <w:rFonts w:ascii="思源黑体 CN Normal" w:eastAsia="思源黑体 CN Normal" w:hAnsi="思源黑体 CN Normal"/>
-                <w:sz w:val="17"/>
-                <w:szCs w:val="17"/>
-              </w:rPr>
-              <w:t>_mean|replace</w:t>
+              <w:t>qc.dna_data_qc.depth_mean|replace</w:t>
             </w:r>
             <w:proofErr w:type="spellEnd"/>
             <w:r>
@@ -7714,25 +7381,7 @@
                 <w:sz w:val="17"/>
                 <w:szCs w:val="17"/>
               </w:rPr>
-              <w:t>(“.00”,</w:t>
-            </w:r>
-            <w:proofErr w:type="gramStart"/>
-            <w:r>
-              <w:rPr>
-                <w:rFonts w:ascii="思源黑体 CN Normal" w:eastAsia="思源黑体 CN Normal" w:hAnsi="思源黑体 CN Normal"/>
-                <w:sz w:val="17"/>
-                <w:szCs w:val="17"/>
-              </w:rPr>
-              <w:t>””</w:t>
-            </w:r>
-            <w:proofErr w:type="gramEnd"/>
-            <w:r>
-              <w:rPr>
-                <w:rFonts w:ascii="思源黑体 CN Normal" w:eastAsia="思源黑体 CN Normal" w:hAnsi="思源黑体 CN Normal"/>
-                <w:sz w:val="17"/>
-                <w:szCs w:val="17"/>
-              </w:rPr>
-              <w:t>)}}</w:t>
+              <w:t>(“.00”,””)}}</w:t>
             </w:r>
             <w:r>
               <w:rPr>
@@ -7835,25 +7484,7 @@
                 <w:sz w:val="17"/>
                 <w:szCs w:val="17"/>
               </w:rPr>
-              <w:t>qc.dna_data_</w:t>
-            </w:r>
-            <w:proofErr w:type="gramStart"/>
-            <w:r>
-              <w:rPr>
-                <w:rFonts w:ascii="思源黑体 CN Normal" w:eastAsia="思源黑体 CN Normal" w:hAnsi="思源黑体 CN Normal"/>
-                <w:sz w:val="17"/>
-                <w:szCs w:val="17"/>
-              </w:rPr>
-              <w:t>qc.cover</w:t>
-            </w:r>
-            <w:proofErr w:type="gramEnd"/>
-            <w:r>
-              <w:rPr>
-                <w:rFonts w:ascii="思源黑体 CN Normal" w:eastAsia="思源黑体 CN Normal" w:hAnsi="思源黑体 CN Normal"/>
-                <w:sz w:val="17"/>
-                <w:szCs w:val="17"/>
-              </w:rPr>
-              <w:t>_ratio</w:t>
+              <w:t>qc.dna_data_qc.cover_ratio</w:t>
             </w:r>
             <w:r>
               <w:rPr>
@@ -7967,29 +7598,7 @@
                 <w:szCs w:val="17"/>
                 <w:lang w:bidi="ar"/>
               </w:rPr>
-              <w:t>均</w:t>
-            </w:r>
-            <w:proofErr w:type="gramStart"/>
-            <w:r>
-              <w:rPr>
-                <w:rFonts w:ascii="思源黑体 CN Normal" w:eastAsia="思源黑体 CN Normal" w:hAnsi="思源黑体 CN Normal" w:cs="思源黑体 CN Light" w:hint="eastAsia"/>
-                <w:kern w:val="0"/>
-                <w:sz w:val="17"/>
-                <w:szCs w:val="17"/>
-                <w:lang w:bidi="ar"/>
-              </w:rPr>
-              <w:t>一</w:t>
-            </w:r>
-            <w:proofErr w:type="gramEnd"/>
-            <w:r>
-              <w:rPr>
-                <w:rFonts w:ascii="思源黑体 CN Normal" w:eastAsia="思源黑体 CN Normal" w:hAnsi="思源黑体 CN Normal" w:cs="思源黑体 CN Light" w:hint="eastAsia"/>
-                <w:kern w:val="0"/>
-                <w:sz w:val="17"/>
-                <w:szCs w:val="17"/>
-                <w:lang w:bidi="ar"/>
-              </w:rPr>
-              <w:t>性（%）</w:t>
+              <w:t>均一性（%）</w:t>
             </w:r>
             <w:r>
               <w:rPr>
@@ -8033,25 +7642,7 @@
                 <w:sz w:val="17"/>
                 <w:szCs w:val="17"/>
               </w:rPr>
-              <w:t>{{qc.dna_data_</w:t>
-            </w:r>
-            <w:proofErr w:type="gramStart"/>
-            <w:r>
-              <w:rPr>
-                <w:rFonts w:ascii="思源黑体 CN Normal" w:eastAsia="思源黑体 CN Normal" w:hAnsi="思源黑体 CN Normal"/>
-                <w:sz w:val="17"/>
-                <w:szCs w:val="17"/>
-              </w:rPr>
-              <w:t>qc.uni</w:t>
-            </w:r>
-            <w:proofErr w:type="gramEnd"/>
-            <w:r>
-              <w:rPr>
-                <w:rFonts w:ascii="思源黑体 CN Normal" w:eastAsia="思源黑体 CN Normal" w:hAnsi="思源黑体 CN Normal"/>
-                <w:sz w:val="17"/>
-                <w:szCs w:val="17"/>
-              </w:rPr>
-              <w:t>20</w:t>
+              <w:t>{{qc.dna_data_qc.uni20</w:t>
             </w:r>
             <w:r>
               <w:rPr>
@@ -8484,27 +8075,7 @@
           <w:sz w:val="16"/>
           <w:szCs w:val="16"/>
         </w:rPr>
-        <w:t>检测到的区域</w:t>
-      </w:r>
-      <w:proofErr w:type="gramStart"/>
-      <w:r>
-        <w:rPr>
-          <w:rFonts w:ascii="思源黑体 CN Normal" w:eastAsia="思源黑体 CN Normal" w:hAnsi="思源黑体 CN Normal" w:hint="eastAsia"/>
-          <w:color w:val="000000" w:themeColor="text1"/>
-          <w:sz w:val="16"/>
-          <w:szCs w:val="16"/>
-        </w:rPr>
-        <w:t>占目标</w:t>
-      </w:r>
-      <w:proofErr w:type="gramEnd"/>
-      <w:r>
-        <w:rPr>
-          <w:rFonts w:ascii="思源黑体 CN Normal" w:eastAsia="思源黑体 CN Normal" w:hAnsi="思源黑体 CN Normal" w:hint="eastAsia"/>
-          <w:color w:val="000000" w:themeColor="text1"/>
-          <w:sz w:val="16"/>
-          <w:szCs w:val="16"/>
-        </w:rPr>
-        <w:t>区域的比例</w:t>
+        <w:t>检测到的区域占目标区域的比例</w:t>
       </w:r>
       <w:r>
         <w:rPr>
@@ -8538,27 +8109,7 @@
           <w:sz w:val="16"/>
           <w:szCs w:val="16"/>
         </w:rPr>
-        <w:t>均</w:t>
-      </w:r>
-      <w:proofErr w:type="gramStart"/>
-      <w:r>
-        <w:rPr>
-          <w:rFonts w:ascii="思源黑体 CN Normal" w:eastAsia="思源黑体 CN Normal" w:hAnsi="思源黑体 CN Normal" w:hint="eastAsia"/>
-          <w:color w:val="000000" w:themeColor="text1"/>
-          <w:sz w:val="16"/>
-          <w:szCs w:val="16"/>
-        </w:rPr>
-        <w:t>一</w:t>
-      </w:r>
-      <w:proofErr w:type="gramEnd"/>
-      <w:r>
-        <w:rPr>
-          <w:rFonts w:ascii="思源黑体 CN Normal" w:eastAsia="思源黑体 CN Normal" w:hAnsi="思源黑体 CN Normal" w:hint="eastAsia"/>
-          <w:color w:val="000000" w:themeColor="text1"/>
-          <w:sz w:val="16"/>
-          <w:szCs w:val="16"/>
-        </w:rPr>
-        <w:t>性</w:t>
+        <w:t>均一性</w:t>
       </w:r>
       <w:r>
         <w:rPr>
@@ -9228,7 +8779,7 @@
                     </wp:anchor>
                   </w:drawing>
                 </mc:Choice>
-                <mc:Fallback xmlns:w16du="http://schemas.microsoft.com/office/word/2023/wordml/word16du" xmlns:oel="http://schemas.microsoft.com/office/2019/extlst">
+                <mc:Fallback xmlns:oel="http://schemas.microsoft.com/office/2019/extlst" xmlns:w16du="http://schemas.microsoft.com/office/word/2023/wordml/word16du">
                   <w:pict>
                     <v:shape w14:anchorId="396C3FD5" id="流程图: 接点 10" o:spid="_x0000_s1026" type="#_x0000_t120" style="position:absolute;left:0;text-align:left;margin-left:200.1pt;margin-top:3.25pt;width:24.65pt;height:25.15pt;z-index:-251610112;visibility:visible;mso-wrap-style:square;mso-wrap-distance-left:9pt;mso-wrap-distance-top:0;mso-wrap-distance-right:9pt;mso-wrap-distance-bottom:0;mso-position-horizontal:absolute;mso-position-horizontal-relative:text;mso-position-vertical:absolute;mso-position-vertical-relative:text;v-text-anchor:middle" o:gfxdata="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" fillcolor="#1e7648" stroked="f" strokeweight="1pt">
                       <v:stroke joinstyle="miter"/>
@@ -9367,7 +8918,7 @@
                     </wp:anchor>
                   </w:drawing>
                 </mc:Choice>
-                <mc:Fallback xmlns:w16du="http://schemas.microsoft.com/office/word/2023/wordml/word16du" xmlns:oel="http://schemas.microsoft.com/office/2019/extlst">
+                <mc:Fallback xmlns:oel="http://schemas.microsoft.com/office/2019/extlst" xmlns:w16du="http://schemas.microsoft.com/office/word/2023/wordml/word16du">
                   <w:pict>
                     <v:roundrect w14:anchorId="7F0C14EE" id="矩形: 圆角 12" o:spid="_x0000_s1026" style="position:absolute;left:0;text-align:left;margin-left:-5.7pt;margin-top:3.25pt;width:71.3pt;height:25.3pt;z-index:-251611136;visibility:visible;mso-wrap-style:square;mso-wrap-distance-left:9pt;mso-wrap-distance-top:0;mso-wrap-distance-right:9pt;mso-wrap-distance-bottom:0;mso-position-horizontal:absolute;mso-position-horizontal-relative:margin;mso-position-vertical:absolute;mso-position-vertical-relative:text;v-text-anchor:middle" arcsize="10923f" o:gfxdata="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" fillcolor="#f2f2f2 [3052]" stroked="f" strokeweight="1pt">
                       <v:stroke joinstyle="miter"/>
@@ -9522,7 +9073,7 @@
                     </wp:anchor>
                   </w:drawing>
                 </mc:Choice>
-                <mc:Fallback xmlns:w16du="http://schemas.microsoft.com/office/word/2023/wordml/word16du" xmlns:oel="http://schemas.microsoft.com/office/2019/extlst">
+                <mc:Fallback xmlns:oel="http://schemas.microsoft.com/office/2019/extlst" xmlns:w16du="http://schemas.microsoft.com/office/word/2023/wordml/word16du">
                   <w:pict>
                     <v:shape w14:anchorId="3F471ED8" id="流程图: 接点 10" o:spid="_x0000_s1026" type="#_x0000_t120" style="position:absolute;left:0;text-align:left;margin-left:200.1pt;margin-top:3.25pt;width:24.65pt;height:25.15pt;z-index:-251594752;visibility:visible;mso-wrap-style:square;mso-wrap-distance-left:9pt;mso-wrap-distance-top:0;mso-wrap-distance-right:9pt;mso-wrap-distance-bottom:0;mso-position-horizontal:absolute;mso-position-horizontal-relative:text;mso-position-vertical:absolute;mso-position-vertical-relative:text;v-text-anchor:middle" o:gfxdata="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" fillcolor="#1e7648" stroked="f" strokeweight="1pt">
                       <v:stroke joinstyle="miter"/>
@@ -9672,7 +9223,7 @@
                     </wp:anchor>
                   </w:drawing>
                 </mc:Choice>
-                <mc:Fallback xmlns:w16du="http://schemas.microsoft.com/office/word/2023/wordml/word16du" xmlns:oel="http://schemas.microsoft.com/office/2019/extlst">
+                <mc:Fallback xmlns:oel="http://schemas.microsoft.com/office/2019/extlst" xmlns:w16du="http://schemas.microsoft.com/office/word/2023/wordml/word16du">
                   <w:pict>
                     <v:roundrect w14:anchorId="61C49405" id="矩形: 圆角 12" o:spid="_x0000_s1026" style="position:absolute;left:0;text-align:left;margin-left:-5.7pt;margin-top:3.25pt;width:71.3pt;height:25.3pt;z-index:-251595776;visibility:visible;mso-wrap-style:square;mso-wrap-distance-left:9pt;mso-wrap-distance-top:0;mso-wrap-distance-right:9pt;mso-wrap-distance-bottom:0;mso-position-horizontal:absolute;mso-position-horizontal-relative:margin;mso-position-vertical:absolute;mso-position-vertical-relative:text;v-text-anchor:middle" arcsize="10923f" o:gfxdata="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" fillcolor="#f2f2f2 [3052]" stroked="f" strokeweight="1pt">
                       <v:stroke joinstyle="miter"/>
@@ -9821,9 +9372,9 @@
           <w:szCs w:val="13"/>
           <w:highlight w:val="magenta"/>
         </w:rPr>
-        <w:t>page_</w:t>
-      </w:r>
-      <w:proofErr w:type="gramStart"/>
+        <w:t>page_break</w:t>
+      </w:r>
+      <w:proofErr w:type="spellEnd"/>
       <w:r>
         <w:rPr>
           <w:rFonts w:ascii="思源黑体 CN Light" w:eastAsia="思源黑体 CN Light" w:hAnsi="思源黑体 CN Light" w:hint="eastAsia"/>
@@ -9832,29 +9383,7 @@
           <w:szCs w:val="13"/>
           <w:highlight w:val="magenta"/>
         </w:rPr>
-        <w:t>break</w:t>
-      </w:r>
-      <w:proofErr w:type="spellEnd"/>
-      <w:r>
-        <w:rPr>
-          <w:rFonts w:ascii="思源黑体 CN Light" w:eastAsia="思源黑体 CN Light" w:hAnsi="思源黑体 CN Light" w:hint="eastAsia"/>
-          <w:color w:val="595959" w:themeColor="text1" w:themeTint="A6"/>
-          <w:sz w:val="13"/>
-          <w:szCs w:val="13"/>
-          <w:highlight w:val="magenta"/>
-        </w:rPr>
-        <w:t xml:space="preserve"> }</w:t>
-      </w:r>
-      <w:proofErr w:type="gramEnd"/>
-      <w:r>
-        <w:rPr>
-          <w:rFonts w:ascii="思源黑体 CN Light" w:eastAsia="思源黑体 CN Light" w:hAnsi="思源黑体 CN Light" w:hint="eastAsia"/>
-          <w:color w:val="595959" w:themeColor="text1" w:themeTint="A6"/>
-          <w:sz w:val="13"/>
-          <w:szCs w:val="13"/>
-          <w:highlight w:val="magenta"/>
-        </w:rPr>
-        <w:t>}</w:t>
+        <w:t xml:space="preserve"> }}</w:t>
       </w:r>
     </w:p>
     <w:p>
@@ -10007,7 +9536,7 @@
                     </wp:anchor>
                   </w:drawing>
                 </mc:Choice>
-                <mc:Fallback xmlns:w16du="http://schemas.microsoft.com/office/word/2023/wordml/word16du" xmlns:oel="http://schemas.microsoft.com/office/2019/extlst">
+                <mc:Fallback xmlns:oel="http://schemas.microsoft.com/office/2019/extlst" xmlns:w16du="http://schemas.microsoft.com/office/word/2023/wordml/word16du">
                   <w:pict>
                     <v:shape w14:anchorId="2FC941FC" id="流程图: 接点 10" o:spid="_x0000_s1026" type="#_x0000_t120" style="position:absolute;left:0;text-align:left;margin-left:199.35pt;margin-top:3.25pt;width:24.65pt;height:25.15pt;z-index:-251607040;visibility:visible;mso-wrap-style:square;mso-wrap-distance-left:9pt;mso-wrap-distance-top:0;mso-wrap-distance-right:9pt;mso-wrap-distance-bottom:0;mso-position-horizontal:absolute;mso-position-horizontal-relative:text;mso-position-vertical:absolute;mso-position-vertical-relative:text;v-text-anchor:middle" o:gfxdata="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" fillcolor="#1e7648" stroked="f" strokeweight="1pt">
                       <v:stroke joinstyle="miter"/>
@@ -10146,7 +9675,7 @@
                     </wp:anchor>
                   </w:drawing>
                 </mc:Choice>
-                <mc:Fallback xmlns:w16du="http://schemas.microsoft.com/office/word/2023/wordml/word16du" xmlns:oel="http://schemas.microsoft.com/office/2019/extlst">
+                <mc:Fallback xmlns:oel="http://schemas.microsoft.com/office/2019/extlst" xmlns:w16du="http://schemas.microsoft.com/office/word/2023/wordml/word16du">
                   <w:pict>
                     <v:roundrect w14:anchorId="499BDC3F" id="矩形: 圆角 12" o:spid="_x0000_s1026" style="position:absolute;left:0;text-align:left;margin-left:-5.7pt;margin-top:3.25pt;width:71.3pt;height:25.3pt;z-index:-251608064;visibility:visible;mso-wrap-style:square;mso-wrap-distance-left:9pt;mso-wrap-distance-top:0;mso-wrap-distance-right:9pt;mso-wrap-distance-bottom:0;mso-position-horizontal:absolute;mso-position-horizontal-relative:margin;mso-position-vertical:absolute;mso-position-vertical-relative:text;v-text-anchor:middle" arcsize="10923f" o:gfxdata="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" fillcolor="#f2f2f2 [3052]" stroked="f" strokeweight="1pt">
                       <v:stroke joinstyle="miter"/>
@@ -10300,7 +9829,7 @@
                     </wp:anchor>
                   </w:drawing>
                 </mc:Choice>
-                <mc:Fallback xmlns:w16du="http://schemas.microsoft.com/office/word/2023/wordml/word16du" xmlns:oel="http://schemas.microsoft.com/office/2019/extlst">
+                <mc:Fallback xmlns:oel="http://schemas.microsoft.com/office/2019/extlst" xmlns:w16du="http://schemas.microsoft.com/office/word/2023/wordml/word16du">
                   <w:pict>
                     <v:shape w14:anchorId="467476D0" id="流程图: 接点 10" o:spid="_x0000_s1026" type="#_x0000_t120" style="position:absolute;left:0;text-align:left;margin-left:199.35pt;margin-top:3.25pt;width:24.65pt;height:25.15pt;z-index:-251591680;visibility:visible;mso-wrap-style:square;mso-wrap-distance-left:9pt;mso-wrap-distance-top:0;mso-wrap-distance-right:9pt;mso-wrap-distance-bottom:0;mso-position-horizontal:absolute;mso-position-horizontal-relative:text;mso-position-vertical:absolute;mso-position-vertical-relative:text;v-text-anchor:middle" o:gfxdata="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" fillcolor="#1e7648" stroked="f" strokeweight="1pt">
                       <v:stroke joinstyle="miter"/>
@@ -10450,7 +9979,7 @@
                     </wp:anchor>
                   </w:drawing>
                 </mc:Choice>
-                <mc:Fallback xmlns:w16du="http://schemas.microsoft.com/office/word/2023/wordml/word16du" xmlns:oel="http://schemas.microsoft.com/office/2019/extlst">
+                <mc:Fallback xmlns:oel="http://schemas.microsoft.com/office/2019/extlst" xmlns:w16du="http://schemas.microsoft.com/office/word/2023/wordml/word16du">
                   <w:pict>
                     <v:roundrect w14:anchorId="15EE3F7B" id="矩形: 圆角 12" o:spid="_x0000_s1026" style="position:absolute;left:0;text-align:left;margin-left:-5.7pt;margin-top:3.25pt;width:71.3pt;height:25.3pt;z-index:-251592704;visibility:visible;mso-wrap-style:square;mso-wrap-distance-left:9pt;mso-wrap-distance-top:0;mso-wrap-distance-right:9pt;mso-wrap-distance-bottom:0;mso-position-horizontal:absolute;mso-position-horizontal-relative:margin;mso-position-vertical:absolute;mso-position-vertical-relative:text;v-text-anchor:middle" arcsize="10923f" o:gfxdata="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" fillcolor="#f2f2f2 [3052]" stroked="f" strokeweight="1pt">
                       <v:stroke joinstyle="miter"/>
@@ -10588,241 +10117,7 @@
           <w:sz w:val="16"/>
           <w:szCs w:val="16"/>
         </w:rPr>
-        <w:t xml:space="preserve">, 沈亦平, 邬玲仟, 陈少科, 陈子江, 方向东, </w:t>
-      </w:r>
-      <w:proofErr w:type="gramStart"/>
-      <w:r>
-        <w:rPr>
-          <w:rFonts w:ascii="思源黑体 CN Normal" w:eastAsia="思源黑体 CN Normal" w:hAnsi="思源黑体 CN Normal"/>
-          <w:sz w:val="16"/>
-          <w:szCs w:val="16"/>
-        </w:rPr>
-        <w:t>傅松滨</w:t>
-      </w:r>
-      <w:proofErr w:type="gramEnd"/>
-      <w:r>
-        <w:rPr>
-          <w:rFonts w:ascii="思源黑体 CN Normal" w:eastAsia="思源黑体 CN Normal" w:hAnsi="思源黑体 CN Normal"/>
-          <w:sz w:val="16"/>
-          <w:szCs w:val="16"/>
-        </w:rPr>
-        <w:t xml:space="preserve">, 龚瑶琴, 黄国英, </w:t>
-      </w:r>
-      <w:proofErr w:type="gramStart"/>
-      <w:r>
-        <w:rPr>
-          <w:rFonts w:ascii="思源黑体 CN Normal" w:eastAsia="思源黑体 CN Normal" w:hAnsi="思源黑体 CN Normal"/>
-          <w:sz w:val="16"/>
-          <w:szCs w:val="16"/>
-        </w:rPr>
-        <w:t>黄国宁</w:t>
-      </w:r>
-      <w:proofErr w:type="gramEnd"/>
-      <w:r>
-        <w:rPr>
-          <w:rFonts w:ascii="思源黑体 CN Normal" w:eastAsia="思源黑体 CN Normal" w:hAnsi="思源黑体 CN Normal"/>
-          <w:sz w:val="16"/>
-          <w:szCs w:val="16"/>
-        </w:rPr>
-        <w:t xml:space="preserve">, </w:t>
-      </w:r>
-      <w:proofErr w:type="gramStart"/>
-      <w:r>
-        <w:rPr>
-          <w:rFonts w:ascii="思源黑体 CN Normal" w:eastAsia="思源黑体 CN Normal" w:hAnsi="思源黑体 CN Normal"/>
-          <w:sz w:val="16"/>
-          <w:szCs w:val="16"/>
-        </w:rPr>
-        <w:t>黄荷凤</w:t>
-      </w:r>
-      <w:proofErr w:type="gramEnd"/>
-      <w:r>
-        <w:rPr>
-          <w:rFonts w:ascii="思源黑体 CN Normal" w:eastAsia="思源黑体 CN Normal" w:hAnsi="思源黑体 CN Normal"/>
-          <w:sz w:val="16"/>
-          <w:szCs w:val="16"/>
-        </w:rPr>
-        <w:t xml:space="preserve">, 黄山, 郝晓柯 12, 冀小平, 李红, 梁波, 廖灿, </w:t>
-      </w:r>
-      <w:proofErr w:type="gramStart"/>
-      <w:r>
-        <w:rPr>
-          <w:rFonts w:ascii="思源黑体 CN Normal" w:eastAsia="思源黑体 CN Normal" w:hAnsi="思源黑体 CN Normal"/>
-          <w:sz w:val="16"/>
-          <w:szCs w:val="16"/>
-        </w:rPr>
-        <w:t>乔杰</w:t>
-      </w:r>
-      <w:proofErr w:type="gramEnd"/>
-      <w:r>
-        <w:rPr>
-          <w:rFonts w:ascii="思源黑体 CN Normal" w:eastAsia="思源黑体 CN Normal" w:hAnsi="思源黑体 CN Normal"/>
-          <w:sz w:val="16"/>
-          <w:szCs w:val="16"/>
-        </w:rPr>
-        <w:t xml:space="preserve">, </w:t>
-      </w:r>
-      <w:proofErr w:type="gramStart"/>
-      <w:r>
-        <w:rPr>
-          <w:rFonts w:ascii="思源黑体 CN Normal" w:eastAsia="思源黑体 CN Normal" w:hAnsi="思源黑体 CN Normal"/>
-          <w:sz w:val="16"/>
-          <w:szCs w:val="16"/>
-        </w:rPr>
-        <w:t>苏海翔</w:t>
-      </w:r>
-      <w:proofErr w:type="gramEnd"/>
-      <w:r>
-        <w:rPr>
-          <w:rFonts w:ascii="思源黑体 CN Normal" w:eastAsia="思源黑体 CN Normal" w:hAnsi="思源黑体 CN Normal"/>
-          <w:sz w:val="16"/>
-          <w:szCs w:val="16"/>
-        </w:rPr>
-        <w:t>, 魏军, 王磊, 王树玉, 王晓红, 邢清和, 徐湘民, 袁慧军, 杨正林, 周从容, 周文</w:t>
-      </w:r>
-      <w:proofErr w:type="gramStart"/>
-      <w:r>
-        <w:rPr>
-          <w:rFonts w:ascii="思源黑体 CN Normal" w:eastAsia="思源黑体 CN Normal" w:hAnsi="思源黑体 CN Normal"/>
-          <w:sz w:val="16"/>
-          <w:szCs w:val="16"/>
-        </w:rPr>
-        <w:t>浩</w:t>
-      </w:r>
-      <w:proofErr w:type="gramEnd"/>
-      <w:r>
-        <w:rPr>
-          <w:rFonts w:ascii="思源黑体 CN Normal" w:eastAsia="思源黑体 CN Normal" w:hAnsi="思源黑体 CN Normal"/>
-          <w:sz w:val="16"/>
-          <w:szCs w:val="16"/>
-        </w:rPr>
-        <w:t xml:space="preserve">, 曾勇, 张学军, </w:t>
-      </w:r>
-      <w:proofErr w:type="gramStart"/>
-      <w:r>
-        <w:rPr>
-          <w:rFonts w:ascii="思源黑体 CN Normal" w:eastAsia="思源黑体 CN Normal" w:hAnsi="思源黑体 CN Normal"/>
-          <w:sz w:val="16"/>
-          <w:szCs w:val="16"/>
-        </w:rPr>
-        <w:t>黄涛生</w:t>
-      </w:r>
-      <w:proofErr w:type="gramEnd"/>
-      <w:r>
-        <w:rPr>
-          <w:rFonts w:ascii="思源黑体 CN Normal" w:eastAsia="思源黑体 CN Normal" w:hAnsi="思源黑体 CN Normal"/>
-          <w:sz w:val="16"/>
-          <w:szCs w:val="16"/>
-        </w:rPr>
-        <w:t xml:space="preserve">, 郑茜, </w:t>
-      </w:r>
-      <w:proofErr w:type="gramStart"/>
-      <w:r>
-        <w:rPr>
-          <w:rFonts w:ascii="思源黑体 CN Normal" w:eastAsia="思源黑体 CN Normal" w:hAnsi="思源黑体 CN Normal"/>
-          <w:sz w:val="16"/>
-          <w:szCs w:val="16"/>
-        </w:rPr>
-        <w:t>秦胜营</w:t>
-      </w:r>
-      <w:proofErr w:type="gramEnd"/>
-      <w:r>
-        <w:rPr>
-          <w:rFonts w:ascii="思源黑体 CN Normal" w:eastAsia="思源黑体 CN Normal" w:hAnsi="思源黑体 CN Normal"/>
-          <w:sz w:val="16"/>
-          <w:szCs w:val="16"/>
-        </w:rPr>
-        <w:t>, 于</w:t>
-      </w:r>
-      <w:proofErr w:type="gramStart"/>
-      <w:r>
-        <w:rPr>
-          <w:rFonts w:ascii="思源黑体 CN Normal" w:eastAsia="思源黑体 CN Normal" w:hAnsi="思源黑体 CN Normal"/>
-          <w:sz w:val="16"/>
-          <w:szCs w:val="16"/>
-        </w:rPr>
-        <w:t>世</w:t>
-      </w:r>
-      <w:proofErr w:type="gramEnd"/>
-      <w:r>
-        <w:rPr>
-          <w:rFonts w:ascii="思源黑体 CN Normal" w:eastAsia="思源黑体 CN Normal" w:hAnsi="思源黑体 CN Normal"/>
-          <w:sz w:val="16"/>
-          <w:szCs w:val="16"/>
-        </w:rPr>
-        <w:t xml:space="preserve">辉, 关静, 王洪阳, 王大勇, 赵立东, 王慧君, </w:t>
-      </w:r>
-      <w:proofErr w:type="gramStart"/>
-      <w:r>
-        <w:rPr>
-          <w:rFonts w:ascii="思源黑体 CN Normal" w:eastAsia="思源黑体 CN Normal" w:hAnsi="思源黑体 CN Normal"/>
-          <w:sz w:val="16"/>
-          <w:szCs w:val="16"/>
-        </w:rPr>
-        <w:t>孔令印</w:t>
-      </w:r>
-      <w:proofErr w:type="gramEnd"/>
-      <w:r>
-        <w:rPr>
-          <w:rFonts w:ascii="思源黑体 CN Normal" w:eastAsia="思源黑体 CN Normal" w:hAnsi="思源黑体 CN Normal"/>
-          <w:sz w:val="16"/>
-          <w:szCs w:val="16"/>
-        </w:rPr>
-        <w:t xml:space="preserve">, 宣黎明, </w:t>
-      </w:r>
-      <w:proofErr w:type="gramStart"/>
-      <w:r>
-        <w:rPr>
-          <w:rFonts w:ascii="思源黑体 CN Normal" w:eastAsia="思源黑体 CN Normal" w:hAnsi="思源黑体 CN Normal"/>
-          <w:sz w:val="16"/>
-          <w:szCs w:val="16"/>
-        </w:rPr>
-        <w:t>冒燕</w:t>
-      </w:r>
-      <w:proofErr w:type="gramEnd"/>
-      <w:r>
-        <w:rPr>
-          <w:rFonts w:ascii="思源黑体 CN Normal" w:eastAsia="思源黑体 CN Normal" w:hAnsi="思源黑体 CN Normal"/>
-          <w:sz w:val="16"/>
-          <w:szCs w:val="16"/>
-        </w:rPr>
-        <w:t xml:space="preserve">, 祝轶君, </w:t>
-      </w:r>
-      <w:proofErr w:type="gramStart"/>
-      <w:r>
-        <w:rPr>
-          <w:rFonts w:ascii="思源黑体 CN Normal" w:eastAsia="思源黑体 CN Normal" w:hAnsi="思源黑体 CN Normal"/>
-          <w:sz w:val="16"/>
-          <w:szCs w:val="16"/>
-        </w:rPr>
-        <w:t>徐君玲</w:t>
-      </w:r>
-      <w:proofErr w:type="gramEnd"/>
-      <w:r>
-        <w:rPr>
-          <w:rFonts w:ascii="思源黑体 CN Normal" w:eastAsia="思源黑体 CN Normal" w:hAnsi="思源黑体 CN Normal"/>
-          <w:sz w:val="16"/>
-          <w:szCs w:val="16"/>
-        </w:rPr>
-        <w:t>, 王剑青, 王莉, 赵婷, 秦</w:t>
-      </w:r>
-      <w:proofErr w:type="gramStart"/>
-      <w:r>
-        <w:rPr>
-          <w:rFonts w:ascii="思源黑体 CN Normal" w:eastAsia="思源黑体 CN Normal" w:hAnsi="思源黑体 CN Normal"/>
-          <w:sz w:val="16"/>
-          <w:szCs w:val="16"/>
-        </w:rPr>
-        <w:t>一</w:t>
-      </w:r>
-      <w:proofErr w:type="gramEnd"/>
-      <w:r>
-        <w:rPr>
-          <w:rFonts w:ascii="思源黑体 CN Normal" w:eastAsia="思源黑体 CN Normal" w:hAnsi="思源黑体 CN Normal"/>
-          <w:sz w:val="16"/>
-          <w:szCs w:val="16"/>
-        </w:rPr>
-        <w:t xml:space="preserve">丁, 夏滢颖, 樊丽霞, 赵丁丁, 邱浩, 贺林.  遗传变异分类标准与指南[J]. 中国科学：生命科学, 2017, 47(6): 668-688. </w:t>
+        <w:t xml:space="preserve">, 沈亦平, 邬玲仟, 陈少科, 陈子江, 方向东, 傅松滨, 龚瑶琴, 黄国英, 黄国宁, 黄荷凤, 黄山, 郝晓柯, 冀小平, 李红, 梁波, 廖灿, 乔杰, 苏海翔, 魏军, 王磊, 王树玉, 王晓红, 邢清和, 徐湘民, 袁慧军, 杨正林, 周从容, 周文浩, 曾勇, 张学军, 黄涛生, 郑茜, 秦胜营, 于世辉, 关静, 王洪阳, 王大勇, 赵立东, 王慧君, 孔令印, 宣黎明, 冒燕, 祝轶君, 徐君玲, 王剑青, 王莉, 赵婷, 秦一丁, 夏滢颖, 樊丽霞, 赵丁丁, 邱浩, 贺林.  遗传变异分类标准与指南[J]. 中国科学：生命科学, 2017, 47(6): 668-688. </w:t>
       </w:r>
     </w:p>
     <w:p>
@@ -10848,7 +10143,6 @@
         <w:t xml:space="preserve">Marilyn M Li, Michael Datto, Eric J </w:t>
       </w:r>
       <w:proofErr w:type="spellStart"/>
-      <w:proofErr w:type="gramStart"/>
       <w:r>
         <w:rPr>
           <w:rFonts w:ascii="思源黑体 CN Normal" w:eastAsia="思源黑体 CN Normal" w:hAnsi="思源黑体 CN Normal"/>
@@ -10864,16 +10158,7 @@
           <w:sz w:val="16"/>
           <w:szCs w:val="16"/>
         </w:rPr>
-        <w:t xml:space="preserve"> al.</w:t>
-      </w:r>
-      <w:proofErr w:type="gramEnd"/>
-      <w:r>
-        <w:rPr>
-          <w:rFonts w:ascii="思源黑体 CN Normal" w:eastAsia="思源黑体 CN Normal" w:hAnsi="思源黑体 CN Normal"/>
-          <w:sz w:val="16"/>
-          <w:szCs w:val="16"/>
-        </w:rPr>
-        <w:t xml:space="preserve"> (2017) Standards and Guidelines for the Interpretation and Reporting of Sequence Variants in Cancer: A Joint Consensus Recommendation of the Association for Molecular Pathology, American Society of Clinical Oncology, and College of American Pathologists. J Mol Diagn 19(1):4-23. [PMID:27993330]</w:t>
+        <w:t xml:space="preserve"> al. (2017) Standards and Guidelines for the Interpretation and Reporting of Sequence Variants in Cancer: A Joint Consensus Recommendation of the Association for Molecular Pathology, American Society of Clinical Oncology, and College of American Pathologists. J Mol Diagn 19(1):4-23. [PMID:27993330]</w:t>
       </w:r>
     </w:p>
     <w:p>
@@ -10952,7 +10237,6 @@
         <w:t xml:space="preserve"> == “</w:t>
       </w:r>
       <w:proofErr w:type="spellStart"/>
-      <w:proofErr w:type="gramStart"/>
       <w:r>
         <w:rPr>
           <w:rFonts w:ascii="思源黑体 CN Normal" w:eastAsia="思源黑体 CN Normal" w:hAnsi="思源黑体 CN Normal"/>
@@ -10970,17 +10254,7 @@
           <w:szCs w:val="16"/>
           <w:highlight w:val="magenta"/>
         </w:rPr>
-        <w:t>”%</w:t>
-      </w:r>
-      <w:proofErr w:type="gramEnd"/>
-      <w:r>
-        <w:rPr>
-          <w:rFonts w:ascii="思源黑体 CN Normal" w:eastAsia="思源黑体 CN Normal" w:hAnsi="思源黑体 CN Normal"/>
-          <w:sz w:val="16"/>
-          <w:szCs w:val="16"/>
-          <w:highlight w:val="magenta"/>
-        </w:rPr>
-        <w:t>}</w:t>
+        <w:t>”%}</w:t>
       </w:r>
     </w:p>
     <w:p>
@@ -11003,25 +10277,7 @@
           <w:sz w:val="16"/>
           <w:szCs w:val="16"/>
         </w:rPr>
-        <w:t>{%p for a in (</w:t>
-      </w:r>
-      <w:proofErr w:type="gramStart"/>
-      <w:r>
-        <w:rPr>
-          <w:rFonts w:ascii="思源黑体 CN Normal" w:eastAsia="思源黑体 CN Normal" w:hAnsi="思源黑体 CN Normal"/>
-          <w:sz w:val="16"/>
-          <w:szCs w:val="16"/>
-        </w:rPr>
-        <w:t>refer.dynamic</w:t>
-      </w:r>
-      <w:proofErr w:type="gramEnd"/>
-      <w:r>
-        <w:rPr>
-          <w:rFonts w:ascii="思源黑体 CN Normal" w:eastAsia="思源黑体 CN Normal" w:hAnsi="思源黑体 CN Normal"/>
-          <w:sz w:val="16"/>
-          <w:szCs w:val="16"/>
-        </w:rPr>
-        <w:t>.g_var45_gene_snvindel + refer.dynamic.g_var45_inter_snvindel + refer.dynamic.g_var45_risk_snvindel + refer.dynamic.g_var3_gene_snvindel + refer.dynamic.g_var3_inter_snvindel + refer.dynamic.g_var45_gene_mlpa + refer.dynamic.g_var45_inter_mlpa + refer.dynamic.g_var45_risk_mlpa + refer.dynamic.g_var3_gene_mlpa + refer.dynamic.g_var3_inter_mlpa)|unique%}</w:t>
+        <w:t>{%p for a in (refer.dynamic.g_var45_gene_snvindel + refer.dynamic.g_var45_inter_snvindel + refer.dynamic.g_var45_risk_snvindel + refer.dynamic.g_var3_gene_snvindel + refer.dynamic.g_var3_inter_snvindel + refer.dynamic.g_var45_gene_mlpa + refer.dynamic.g_var45_inter_mlpa + refer.dynamic.g_var45_risk_mlpa + refer.dynamic.g_var3_gene_mlpa + refer.dynamic.g_var3_inter_mlpa)|unique%}</w:t>
       </w:r>
     </w:p>
     <w:p>
@@ -11142,25 +10398,7 @@
           <w:sz w:val="16"/>
           <w:szCs w:val="16"/>
         </w:rPr>
-        <w:t>{%p for a in (</w:t>
-      </w:r>
-      <w:proofErr w:type="gramStart"/>
-      <w:r>
-        <w:rPr>
-          <w:rFonts w:ascii="思源黑体 CN Normal" w:eastAsia="思源黑体 CN Normal" w:hAnsi="思源黑体 CN Normal"/>
-          <w:sz w:val="16"/>
-          <w:szCs w:val="16"/>
-        </w:rPr>
-        <w:t>refer.dynamic</w:t>
-      </w:r>
-      <w:proofErr w:type="gramEnd"/>
-      <w:r>
-        <w:rPr>
-          <w:rFonts w:ascii="思源黑体 CN Normal" w:eastAsia="思源黑体 CN Normal" w:hAnsi="思源黑体 CN Normal"/>
-          <w:sz w:val="16"/>
-          <w:szCs w:val="16"/>
-        </w:rPr>
-        <w:t>.g_var45_gene_snvindel + refer.dynamic.g_var45_inter_snvindel + refer.dynamic.g_var45_risk_snvindel + refer.dynamic.g_var3_gene_snvindel + refer.dynamic.g_var3_inter_snvindel + refer.dynamic.g_var45_gene_cnv + refer.dynamic.g_var45_inter_cnv + refer.dynamic.g_var45_risk_cnv + refer.dynamic.g_var3_gene_cnv + refer.dynamic.g_var3_inter_cnv)|unique%}</w:t>
+        <w:t>{%p for a in (refer.dynamic.g_var45_gene_snvindel + refer.dynamic.g_var45_inter_snvindel + refer.dynamic.g_var45_risk_snvindel + refer.dynamic.g_var3_gene_snvindel + refer.dynamic.g_var3_inter_snvindel + refer.dynamic.g_var45_gene_cnv + refer.dynamic.g_var45_inter_cnv + refer.dynamic.g_var45_risk_cnv + refer.dynamic.g_var3_gene_cnv + refer.dynamic.g_var3_inter_cnv)|unique%}</w:t>
       </w:r>
     </w:p>
     <w:p>
@@ -11289,9 +10527,9 @@
           <w:szCs w:val="13"/>
           <w:highlight w:val="magenta"/>
         </w:rPr>
-        <w:t>page_</w:t>
-      </w:r>
-      <w:proofErr w:type="gramStart"/>
+        <w:t>page_break</w:t>
+      </w:r>
+      <w:proofErr w:type="spellEnd"/>
       <w:r>
         <w:rPr>
           <w:rFonts w:ascii="思源黑体 CN Light" w:eastAsia="思源黑体 CN Light" w:hAnsi="思源黑体 CN Light" w:hint="eastAsia"/>
@@ -11300,29 +10538,7 @@
           <w:szCs w:val="13"/>
           <w:highlight w:val="magenta"/>
         </w:rPr>
-        <w:t>break</w:t>
-      </w:r>
-      <w:proofErr w:type="spellEnd"/>
-      <w:r>
-        <w:rPr>
-          <w:rFonts w:ascii="思源黑体 CN Light" w:eastAsia="思源黑体 CN Light" w:hAnsi="思源黑体 CN Light" w:hint="eastAsia"/>
-          <w:color w:val="595959" w:themeColor="text1" w:themeTint="A6"/>
-          <w:sz w:val="13"/>
-          <w:szCs w:val="13"/>
-          <w:highlight w:val="magenta"/>
-        </w:rPr>
-        <w:t xml:space="preserve"> }</w:t>
-      </w:r>
-      <w:proofErr w:type="gramEnd"/>
-      <w:r>
-        <w:rPr>
-          <w:rFonts w:ascii="思源黑体 CN Light" w:eastAsia="思源黑体 CN Light" w:hAnsi="思源黑体 CN Light" w:hint="eastAsia"/>
-          <w:color w:val="595959" w:themeColor="text1" w:themeTint="A6"/>
-          <w:sz w:val="13"/>
-          <w:szCs w:val="13"/>
-          <w:highlight w:val="magenta"/>
-        </w:rPr>
-        <w:t>}</w:t>
+        <w:t xml:space="preserve"> }}</w:t>
       </w:r>
     </w:p>
     <w:p>
@@ -11476,7 +10692,7 @@
                     </wp:anchor>
                   </w:drawing>
                 </mc:Choice>
-                <mc:Fallback xmlns:w16du="http://schemas.microsoft.com/office/word/2023/wordml/word16du" xmlns:oel="http://schemas.microsoft.com/office/2019/extlst">
+                <mc:Fallback xmlns:oel="http://schemas.microsoft.com/office/2019/extlst" xmlns:w16du="http://schemas.microsoft.com/office/word/2023/wordml/word16du">
                   <w:pict>
                     <v:shape w14:anchorId="5314618C" id="流程图: 接点 26" o:spid="_x0000_s1026" type="#_x0000_t120" style="position:absolute;left:0;text-align:left;margin-left:200.1pt;margin-top:3.25pt;width:24.65pt;height:25.15pt;z-index:-251603968;visibility:visible;mso-wrap-style:square;mso-wrap-distance-left:9pt;mso-wrap-distance-top:0;mso-wrap-distance-right:9pt;mso-wrap-distance-bottom:0;mso-position-horizontal:absolute;mso-position-horizontal-relative:text;mso-position-vertical:absolute;mso-position-vertical-relative:text;v-text-anchor:middle" o:gfxdata="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" fillcolor="#1e7648" stroked="f" strokeweight="1pt">
                       <v:stroke joinstyle="miter"/>
@@ -11637,7 +10853,7 @@
                     </wp:anchor>
                   </w:drawing>
                 </mc:Choice>
-                <mc:Fallback xmlns:w16du="http://schemas.microsoft.com/office/word/2023/wordml/word16du" xmlns:oel="http://schemas.microsoft.com/office/2019/extlst">
+                <mc:Fallback xmlns:oel="http://schemas.microsoft.com/office/2019/extlst" xmlns:w16du="http://schemas.microsoft.com/office/word/2023/wordml/word16du">
                   <w:pict>
                     <v:roundrect w14:anchorId="39CB4E20" id="矩形: 圆角 27" o:spid="_x0000_s1026" style="position:absolute;left:0;text-align:left;margin-left:-5.7pt;margin-top:3.25pt;width:71.3pt;height:25.3pt;z-index:-251604992;visibility:visible;mso-wrap-style:square;mso-wrap-distance-left:9pt;mso-wrap-distance-top:0;mso-wrap-distance-right:9pt;mso-wrap-distance-bottom:0;mso-position-horizontal:absolute;mso-position-horizontal-relative:margin;mso-position-vertical:absolute;mso-position-vertical-relative:text;v-text-anchor:middle" arcsize="10923f" o:gfxdata="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" fillcolor="#f2f2f2 [3052]" stroked="f" strokeweight="1pt">
                       <v:stroke joinstyle="miter"/>
@@ -11792,7 +11008,7 @@
                     </wp:anchor>
                   </w:drawing>
                 </mc:Choice>
-                <mc:Fallback xmlns:w16du="http://schemas.microsoft.com/office/word/2023/wordml/word16du" xmlns:oel="http://schemas.microsoft.com/office/2019/extlst">
+                <mc:Fallback xmlns:oel="http://schemas.microsoft.com/office/2019/extlst" xmlns:w16du="http://schemas.microsoft.com/office/word/2023/wordml/word16du">
                   <w:pict>
                     <v:shape w14:anchorId="1AE10E06" id="流程图: 接点 18" o:spid="_x0000_s1026" type="#_x0000_t120" style="position:absolute;left:0;text-align:left;margin-left:200.1pt;margin-top:3.25pt;width:24.65pt;height:25.15pt;z-index:-251588608;visibility:visible;mso-wrap-style:square;mso-wrap-distance-left:9pt;mso-wrap-distance-top:0;mso-wrap-distance-right:9pt;mso-wrap-distance-bottom:0;mso-position-horizontal:absolute;mso-position-horizontal-relative:text;mso-position-vertical:absolute;mso-position-vertical-relative:text;v-text-anchor:middle" o:gfxdata="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" fillcolor="#1e7648" stroked="f" strokeweight="1pt">
                       <v:stroke joinstyle="miter"/>
@@ -11964,7 +11180,7 @@
                     </wp:anchor>
                   </w:drawing>
                 </mc:Choice>
-                <mc:Fallback xmlns:w16du="http://schemas.microsoft.com/office/word/2023/wordml/word16du" xmlns:oel="http://schemas.microsoft.com/office/2019/extlst">
+                <mc:Fallback xmlns:oel="http://schemas.microsoft.com/office/2019/extlst" xmlns:w16du="http://schemas.microsoft.com/office/word/2023/wordml/word16du">
                   <w:pict>
                     <v:roundrect w14:anchorId="771FE293" id="矩形: 圆角 19" o:spid="_x0000_s1026" style="position:absolute;left:0;text-align:left;margin-left:-5.7pt;margin-top:3.25pt;width:71.3pt;height:25.3pt;z-index:-251589632;visibility:visible;mso-wrap-style:square;mso-wrap-distance-left:9pt;mso-wrap-distance-top:0;mso-wrap-distance-right:9pt;mso-wrap-distance-bottom:0;mso-position-horizontal:absolute;mso-position-horizontal-relative:margin;mso-position-vertical:absolute;mso-position-vertical-relative:text;v-text-anchor:middle" arcsize="10923f" o:gfxdata="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" fillcolor="#f2f2f2 [3052]" stroked="f" strokeweight="1pt">
                       <v:stroke joinstyle="miter"/>
@@ -12144,9 +11360,9 @@
           <w:szCs w:val="13"/>
           <w:highlight w:val="magenta"/>
         </w:rPr>
-        <w:t>page_</w:t>
-      </w:r>
-      <w:proofErr w:type="gramStart"/>
+        <w:t>page_break</w:t>
+      </w:r>
+      <w:proofErr w:type="spellEnd"/>
       <w:r>
         <w:rPr>
           <w:rFonts w:ascii="思源黑体 CN Light" w:eastAsia="思源黑体 CN Light" w:hAnsi="思源黑体 CN Light" w:hint="eastAsia"/>
@@ -12155,29 +11371,7 @@
           <w:szCs w:val="13"/>
           <w:highlight w:val="magenta"/>
         </w:rPr>
-        <w:t>break</w:t>
-      </w:r>
-      <w:proofErr w:type="spellEnd"/>
-      <w:r>
-        <w:rPr>
-          <w:rFonts w:ascii="思源黑体 CN Light" w:eastAsia="思源黑体 CN Light" w:hAnsi="思源黑体 CN Light" w:hint="eastAsia"/>
-          <w:color w:val="595959" w:themeColor="text1" w:themeTint="A6"/>
-          <w:sz w:val="13"/>
-          <w:szCs w:val="13"/>
-          <w:highlight w:val="magenta"/>
-        </w:rPr>
-        <w:t xml:space="preserve"> }</w:t>
-      </w:r>
-      <w:proofErr w:type="gramEnd"/>
-      <w:r>
-        <w:rPr>
-          <w:rFonts w:ascii="思源黑体 CN Light" w:eastAsia="思源黑体 CN Light" w:hAnsi="思源黑体 CN Light" w:hint="eastAsia"/>
-          <w:color w:val="595959" w:themeColor="text1" w:themeTint="A6"/>
-          <w:sz w:val="13"/>
-          <w:szCs w:val="13"/>
-          <w:highlight w:val="magenta"/>
-        </w:rPr>
-        <w:t>}</w:t>
+        <w:t xml:space="preserve"> }}</w:t>
       </w:r>
     </w:p>
     <w:p>
@@ -12622,23 +11816,13 @@
       <w:t>{{</w:t>
     </w:r>
     <w:proofErr w:type="spellStart"/>
-    <w:proofErr w:type="gramStart"/>
     <w:r>
       <w:rPr>
         <w:rFonts w:ascii="思源黑体 CN Normal" w:eastAsia="思源黑体 CN Normal" w:hAnsi="思源黑体 CN Normal"/>
         <w:sz w:val="16"/>
         <w:szCs w:val="16"/>
       </w:rPr>
-      <w:t>sample.report</w:t>
-    </w:r>
-    <w:proofErr w:type="gramEnd"/>
-    <w:r>
-      <w:rPr>
-        <w:rFonts w:ascii="思源黑体 CN Normal" w:eastAsia="思源黑体 CN Normal" w:hAnsi="思源黑体 CN Normal"/>
-        <w:sz w:val="16"/>
-        <w:szCs w:val="16"/>
-      </w:rPr>
-      <w:t>_date</w:t>
+      <w:t>sample.report_date</w:t>
     </w:r>
     <w:proofErr w:type="spellEnd"/>
     <w:r>
@@ -15160,10 +14344,6 @@
 </file>
 
 <file path=customXml/item1.xml><?xml version="1.0" encoding="utf-8"?>
-<b:Sources xmlns:b="http://schemas.openxmlformats.org/officeDocument/2006/bibliography" xmlns="http://schemas.openxmlformats.org/officeDocument/2006/bibliography" SelectedStyle="\APASixthEditionOfficeOnline.xsl" StyleName="APA" Version="6"/>
-</file>
-
-<file path=customXml/item2.xml><?xml version="1.0" encoding="utf-8"?>
 <s:customData xmlns="http://www.wps.cn/officeDocument/2013/wpsCustomData" xmlns:s="http://www.wps.cn/officeDocument/2013/wpsCustomData">
   <customSectProps>
     <customSectPr/>
@@ -15176,18 +14356,22 @@
 </s:customData>
 </file>
 
+<file path=customXml/item2.xml><?xml version="1.0" encoding="utf-8"?>
+<b:Sources xmlns:b="http://schemas.openxmlformats.org/officeDocument/2006/bibliography" xmlns="http://schemas.openxmlformats.org/officeDocument/2006/bibliography" SelectedStyle="\APASixthEditionOfficeOnline.xsl" StyleName="APA" Version="6"/>
+</file>
+
 <file path=customXml/itemProps1.xml><?xml version="1.0" encoding="utf-8"?>
+<ds:datastoreItem xmlns:ds="http://schemas.openxmlformats.org/officeDocument/2006/customXml" ds:itemID="{B1977F7D-205B-4081-913C-38D41E755F92}">
+  <ds:schemaRefs>
+    <ds:schemaRef ds:uri="http://www.wps.cn/officeDocument/2013/wpsCustomData"/>
+  </ds:schemaRefs>
+</ds:datastoreItem>
+</file>
+
+<file path=customXml/itemProps2.xml><?xml version="1.0" encoding="utf-8"?>
 <ds:datastoreItem xmlns:ds="http://schemas.openxmlformats.org/officeDocument/2006/customXml" ds:itemID="{E5E7EC2E-ABB6-4504-AA5D-CE25A7D9FFD8}">
   <ds:schemaRefs>
     <ds:schemaRef ds:uri="http://schemas.openxmlformats.org/officeDocument/2006/bibliography"/>
   </ds:schemaRefs>
 </ds:datastoreItem>
-</file>
-
-<file path=customXml/itemProps2.xml><?xml version="1.0" encoding="utf-8"?>
-<ds:datastoreItem xmlns:ds="http://schemas.openxmlformats.org/officeDocument/2006/customXml" ds:itemID="{B1977F7D-205B-4081-913C-38D41E755F92}">
-  <ds:schemaRefs>
-    <ds:schemaRef ds:uri="http://www.wps.cn/officeDocument/2013/wpsCustomData"/>
-  </ds:schemaRefs>
-</ds:datastoreItem>
 </file>